--- a/ADG/03장/3장_실습문제_정답.docx
+++ b/ADG/03장/3장_실습문제_정답.docx
@@ -34,7 +34,7 @@
           <w:b/>
           <w:sz w:val="21"/>
         </w:rPr>
-        <w:t>[하-01] 정답: ① $ORACLE_HOME/network/admin</w:t>
+        <w:t>[하-01] 정답: ② $ORACLE_HOME/network/admin</w:t>
       </w:r>
     </w:p>
     <w:p>
@@ -53,7 +53,7 @@
           <w:b/>
           <w:sz w:val="21"/>
         </w:rPr>
-        <w:t>[하-02] 정답: ① tnsping</w:t>
+        <w:t>[하-02] 정답: ③ tnsping</w:t>
       </w:r>
     </w:p>
     <w:p>
@@ -72,7 +72,7 @@
           <w:b/>
           <w:sz w:val="21"/>
         </w:rPr>
-        <w:t>[하-03] 정답: ① SID_LIST_LISTENER</w:t>
+        <w:t>[하-03] 정답: ② SID_LIST_LISTENER</w:t>
       </w:r>
     </w:p>
     <w:p>
@@ -110,7 +110,7 @@
           <w:b/>
           <w:sz w:val="21"/>
         </w:rPr>
-        <w:t>[하-05] 정답: ① EXCLUSIVE</w:t>
+        <w:t>[하-05] 정답: ④ EXCLUSIVE</w:t>
       </w:r>
     </w:p>
     <w:p>
@@ -148,7 +148,7 @@
           <w:b/>
           <w:sz w:val="21"/>
         </w:rPr>
-        <w:t>[하-07] 정답: ① 1521</w:t>
+        <w:t>[하-07] 정답: ③ 1521</w:t>
       </w:r>
     </w:p>
     <w:p>
@@ -167,7 +167,7 @@
           <w:b/>
           <w:sz w:val="21"/>
         </w:rPr>
-        <w:t>[하-08] 정답: ① LOG_ARCHIVE_CONFIG</w:t>
+        <w:t>[하-08] 정답: ③ LOG_ARCHIVE_CONFIG</w:t>
       </w:r>
     </w:p>
     <w:p>
@@ -205,7 +205,7 @@
           <w:b/>
           <w:sz w:val="21"/>
         </w:rPr>
-        <w:t>[하-10] 정답: ① TNS-03505</w:t>
+        <w:t>[하-10] 정답: ④ TNS-03505</w:t>
       </w:r>
     </w:p>
     <w:p>
@@ -262,7 +262,7 @@
           <w:b/>
           <w:sz w:val="21"/>
         </w:rPr>
-        <w:t>[하-13] 정답: ① UNKNOWN</w:t>
+        <w:t>[하-13] 정답: ④ UNKNOWN</w:t>
       </w:r>
     </w:p>
     <w:p>
@@ -319,7 +319,7 @@
           <w:b/>
           <w:sz w:val="21"/>
         </w:rPr>
-        <w:t>[하-16] 정답: ① TNS-12535</w:t>
+        <w:t>[하-16] 정답: ③ TNS-12535</w:t>
       </w:r>
     </w:p>
     <w:p>
@@ -338,7 +338,7 @@
           <w:b/>
           <w:sz w:val="21"/>
         </w:rPr>
-        <w:t>[하-17] 정답: ① ORA-16191</w:t>
+        <w:t>[하-17] 정답: ④ ORA-16191</w:t>
       </w:r>
     </w:p>
     <w:p>
@@ -357,7 +357,7 @@
           <w:b/>
           <w:sz w:val="21"/>
         </w:rPr>
-        <w:t>[하-18] 정답: ① ORA-16053</w:t>
+        <w:t>[하-18] 정답: ④ ORA-16053</w:t>
       </w:r>
     </w:p>
     <w:p>
@@ -376,7 +376,7 @@
           <w:b/>
           <w:sz w:val="21"/>
         </w:rPr>
-        <w:t>[하-19] 정답: ① &lt;db_unique_name&gt;_DGMGRL</w:t>
+        <w:t>[하-19] 정답: ④ &lt;db_unique_name&gt;_DGMGRL</w:t>
       </w:r>
     </w:p>
     <w:p>
@@ -395,7 +395,7 @@
           <w:b/>
           <w:sz w:val="21"/>
         </w:rPr>
-        <w:t>[하-20] 정답: ① 역할 전환 이후 반대 방향 전송에 필요하기 때문</w:t>
+        <w:t>[하-20] 정답: ② 역할 전환 이후 반대 방향 전송에 필요하기 때문</w:t>
       </w:r>
     </w:p>
     <w:p>
@@ -422,7 +422,7 @@
           <w:b/>
           <w:sz w:val="21"/>
         </w:rPr>
-        <w:t>[중-01] 정답: ① NOMOUNT 상태의 인스턴스에 원격 접속해야 하기 때문</w:t>
+        <w:t>[중-01] 정답: ③ NOMOUNT 상태의 인스턴스에 원격 접속해야 하기 때문</w:t>
       </w:r>
     </w:p>
     <w:p>
@@ -441,7 +441,7 @@
           <w:b/>
           <w:sz w:val="21"/>
         </w:rPr>
-        <w:t>[중-02] 정답: ① tnsnames.ora의 별칭 오타</w:t>
+        <w:t>[중-02] 정답: ② tnsnames.ora의 별칭 오타</w:t>
       </w:r>
     </w:p>
     <w:p>
@@ -479,7 +479,7 @@
           <w:b/>
           <w:sz w:val="21"/>
         </w:rPr>
-        <w:t>[중-04] 정답: ① 같은 인스턴스가 정적(UNKNOWN)과 동적(READY) 두 경로로 등록됐기 때문</w:t>
+        <w:t>[중-04] 정답: ② 같은 인스턴스가 정적(UNKNOWN)과 동적(READY) 두 경로로 등록됐기 때문</w:t>
       </w:r>
     </w:p>
     <w:p>
@@ -498,7 +498,7 @@
           <w:b/>
           <w:sz w:val="21"/>
         </w:rPr>
-        <w:t>[중-05] 정답: ① 두 노드의 `DB_NAME`이 같아 구별되지 않기 때문</w:t>
+        <w:t>[중-05] 정답: ② 두 노드의 `DB_NAME`이 같아 구별되지 않기 때문</w:t>
       </w:r>
     </w:p>
     <w:p>
@@ -517,7 +517,7 @@
           <w:b/>
           <w:sz w:val="21"/>
         </w:rPr>
-        <w:t>[중-06] 정답: ① 인스턴스가 죽어 있어도 리스너가 서비스를 광고한다</w:t>
+        <w:t>[중-06] 정답: ③ 인스턴스가 죽어 있어도 리스너가 서비스를 광고한다</w:t>
       </w:r>
     </w:p>
     <w:p>
@@ -536,7 +536,7 @@
           <w:b/>
           <w:sz w:val="21"/>
         </w:rPr>
-        <w:t>[중-07] 정답: ① The listener supports no services</w:t>
+        <w:t>[중-07] 정답: ④ The listener supports no services</w:t>
       </w:r>
     </w:p>
     <w:p>
@@ -555,7 +555,7 @@
           <w:b/>
           <w:sz w:val="21"/>
         </w:rPr>
-        <w:t>[중-08] 정답: ① `$ORACLE_HOME/network/admin`보다 그쪽이 우선한다</w:t>
+        <w:t>[중-08] 정답: ② `$ORACLE_HOME/network/admin`보다 그쪽이 우선한다</w:t>
       </w:r>
     </w:p>
     <w:p>
@@ -574,7 +574,7 @@
           <w:b/>
           <w:sz w:val="21"/>
         </w:rPr>
-        <w:t>[중-09] 정답: ① 인스턴스를 기동한 셸의 환경이 DBA의 셸과 달랐다</w:t>
+        <w:t>[중-09] 정답: ③ 인스턴스를 기동한 셸의 환경이 DBA의 셸과 달랐다</w:t>
       </w:r>
     </w:p>
     <w:p>
@@ -593,7 +593,7 @@
           <w:b/>
           <w:sz w:val="21"/>
         </w:rPr>
-        <w:t>[중-10] 정답: ① 목적지는 VALID를 유지했고 전송도 계속됐다</w:t>
+        <w:t>[중-10] 정답: ④ 목적지는 VALID를 유지했고 전송도 계속됐다</w:t>
       </w:r>
     </w:p>
     <w:p>
@@ -631,7 +631,7 @@
           <w:b/>
           <w:sz w:val="21"/>
         </w:rPr>
-        <w:t>[중-12] 정답: ① OPW-00029 비밀번호 복잡성 검사</w:t>
+        <w:t>[중-12] 정답: ④ OPW-00029 비밀번호 복잡성 검사</w:t>
       </w:r>
     </w:p>
     <w:p>
@@ -669,7 +669,7 @@
           <w:b/>
           <w:sz w:val="21"/>
         </w:rPr>
-        <w:t>[중-14] 정답: ① ORA-01017</w:t>
+        <w:t>[중-14] 정답: ② ORA-01017</w:t>
       </w:r>
     </w:p>
     <w:p>
@@ -688,7 +688,7 @@
           <w:b/>
           <w:sz w:val="21"/>
         </w:rPr>
-        <w:t>[중-15] 정답: ① 여전히 ERROR이며 DEFER/ENABLE이 필요했다</w:t>
+        <w:t>[중-15] 정답: ③ 여전히 ERROR이며 DEFER/ENABLE이 필요했다</w:t>
       </w:r>
     </w:p>
     <w:p>
@@ -707,7 +707,7 @@
           <w:b/>
           <w:sz w:val="21"/>
         </w:rPr>
-        <w:t>[중-16] 정답: ① 오류가 나기까지 걸린 시간</w:t>
+        <w:t>[중-16] 정답: ④ 오류가 나기까지 걸린 시간</w:t>
       </w:r>
     </w:p>
     <w:p>
@@ -726,7 +726,7 @@
           <w:b/>
           <w:sz w:val="21"/>
         </w:rPr>
-        <w:t>[중-17] 정답: ① 네트워크 문제</w:t>
+        <w:t>[중-17] 정답: ③ 네트워크 문제</w:t>
       </w:r>
     </w:p>
     <w:p>
@@ -745,7 +745,7 @@
           <w:b/>
           <w:sz w:val="21"/>
         </w:rPr>
-        <w:t>[중-18] 정답: ① 첫 줄</w:t>
+        <w:t>[중-18] 정답: ② 첫 줄</w:t>
       </w:r>
     </w:p>
     <w:p>
@@ -764,7 +764,7 @@
           <w:b/>
           <w:sz w:val="21"/>
         </w:rPr>
-        <w:t>[중-19] 정답: ① FAL 요청과 역할 전환 이후 반대 방향 연결이 필요하기 때문</w:t>
+        <w:t>[중-19] 정답: ② FAL 요청과 역할 전환 이후 반대 방향 연결이 필요하기 때문</w:t>
       </w:r>
     </w:p>
     <w:p>
@@ -783,7 +783,7 @@
           <w:b/>
           <w:sz w:val="21"/>
         </w:rPr>
-        <w:t>[중-20] 정답: ① 클라이언트가 실제로 보낸 `SERVICE_NAME`을 확인할 수 있어 오타를 잡는다</w:t>
+        <w:t>[중-20] 정답: ③ 클라이언트가 실제로 보낸 `SERVICE_NAME`을 확인할 수 있어 오타를 잡는다</w:t>
       </w:r>
     </w:p>
     <w:p>
@@ -810,7 +810,7 @@
           <w:b/>
           <w:sz w:val="21"/>
         </w:rPr>
-        <w:t>[상-01] 정답: ① STARTED</w:t>
+        <w:t>[상-01] 정답: ③ STARTED</w:t>
       </w:r>
     </w:p>
     <w:p>
@@ -829,7 +829,7 @@
           <w:b/>
           <w:sz w:val="21"/>
         </w:rPr>
-        <w:t>[상-02] 정답: ① 둘 다 리스너가 접속을 넘겨줄 근거가 없어서 생긴 문제이기 때문</w:t>
+        <w:t>[상-02] 정답: ④ 둘 다 리스너가 접속을 넘겨줄 근거가 없어서 생긴 문제이기 때문</w:t>
       </w:r>
     </w:p>
     <w:p>
@@ -867,7 +867,7 @@
           <w:b/>
           <w:sz w:val="21"/>
         </w:rPr>
-        <w:t>[상-04] 정답: ① `tnsping` 결과를 함께 본다 (OK면 인증, 실패면 네트워크)</w:t>
+        <w:t>[상-04] 정답: ③ `tnsping` 결과를 함께 본다 (OK면 인증, 실패면 네트워크)</w:t>
       </w:r>
     </w:p>
     <w:p>
@@ -886,7 +886,7 @@
           <w:b/>
           <w:sz w:val="21"/>
         </w:rPr>
-        <w:t>[상-05] 정답: ① 목적지가 실패 상태로 굳어 재시도를 하지 않기 때문</w:t>
+        <w:t>[상-05] 정답: ④ 목적지가 실패 상태로 굳어 재시도를 하지 않기 때문</w:t>
       </w:r>
     </w:p>
     <w:p>
@@ -943,7 +943,7 @@
           <w:b/>
           <w:sz w:val="21"/>
         </w:rPr>
-        <w:t>[상-08] 정답: ① 애초에 서비스가 돌고 있지 않기 때문</w:t>
+        <w:t>[상-08] 정답: ② 애초에 서비스가 돌고 있지 않기 때문</w:t>
       </w:r>
     </w:p>
     <w:p>
@@ -962,7 +962,7 @@
           <w:b/>
           <w:sz w:val="21"/>
         </w:rPr>
-        <w:t>[상-09] 정답: ① 양쪽 tnsping → 실제 SYS 접속 → 목적지 DEFER/ENABLE → Standby 시퀀스 상승 확인</w:t>
+        <w:t>[상-09] 정답: ② 양쪽 tnsping → 실제 SYS 접속 → 목적지 DEFER/ENABLE → Standby 시퀀스 상승 확인</w:t>
       </w:r>
     </w:p>
     <w:p>
@@ -981,7 +981,7 @@
           <w:b/>
           <w:sz w:val="21"/>
         </w:rPr>
-        <w:t>[상-10] 정답: ① 즉시 무언가를 막지는 않지만 설정 시점과 재기동 시점에 실수를 걸러 주기 때문</w:t>
+        <w:t>[상-10] 정답: ④ 즉시 무언가를 막지는 않지만 설정 시점과 재기동 시점에 실수를 걸러 주기 때문</w:t>
       </w:r>
     </w:p>
     <w:p>

--- a/ADG/03장/3장_실습문제_정답.docx
+++ b/ADG/03장/3장_실습문제_정답.docx
@@ -43,7 +43,35 @@
           <w:rFonts w:ascii="맑은 고딕" w:hAnsi="맑은 고딕" w:eastAsia="맑은 고딕"/>
           <w:sz w:val="21"/>
         </w:rPr>
-        <w:t>해설: 기본 위치다. 다만 `TNS_ADMIN` 환경변수가 설정되어 있으면 그쪽이 우선한다. 실습 환경은 `TNS_ADMIN`이 비어 있어 기본 위치를 쓴다.</w:t>
+        <w:t xml:space="preserve">해설: 기본 위치다. 다만 </w:t>
+      </w:r>
+      <w:r>
+        <w:rPr>
+          <w:rFonts w:ascii="Consolas" w:hAnsi="Consolas" w:eastAsia="맑은 고딕"/>
+          <w:sz w:val="21"/>
+        </w:rPr>
+        <w:t xml:space="preserve">TNS_ADMIN</w:t>
+      </w:r>
+      <w:r>
+        <w:rPr>
+          <w:rFonts w:ascii="맑은 고딕" w:hAnsi="맑은 고딕" w:eastAsia="맑은 고딕"/>
+          <w:sz w:val="21"/>
+        </w:rPr>
+        <w:t xml:space="preserve"> 환경변수가 설정되어 있으면 그쪽이 우선한다. 실습 환경은 </w:t>
+      </w:r>
+      <w:r>
+        <w:rPr>
+          <w:rFonts w:ascii="Consolas" w:hAnsi="Consolas" w:eastAsia="맑은 고딕"/>
+          <w:sz w:val="21"/>
+        </w:rPr>
+        <w:t xml:space="preserve">TNS_ADMIN</w:t>
+      </w:r>
+      <w:r>
+        <w:rPr>
+          <w:rFonts w:ascii="맑은 고딕" w:hAnsi="맑은 고딕" w:eastAsia="맑은 고딕"/>
+          <w:sz w:val="21"/>
+        </w:rPr>
+        <w:t xml:space="preserve">이 비어 있어 기본 위치를 쓴다.</w:t>
       </w:r>
     </w:p>
     <w:p>
@@ -81,7 +109,21 @@
           <w:rFonts w:ascii="맑은 고딕" w:hAnsi="맑은 고딕" w:eastAsia="맑은 고딕"/>
           <w:sz w:val="21"/>
         </w:rPr>
-        <w:t>해설: 그 안의 `SID_DESC` 하나가 정적 등록 한 건이다. 실습 환경은 노드마다 두 건씩(일반용, Broker용) 있다.</w:t>
+        <w:t xml:space="preserve">해설: 그 안의 </w:t>
+      </w:r>
+      <w:r>
+        <w:rPr>
+          <w:rFonts w:ascii="Consolas" w:hAnsi="Consolas" w:eastAsia="맑은 고딕"/>
+          <w:sz w:val="21"/>
+        </w:rPr>
+        <w:t xml:space="preserve">SID_DESC</w:t>
+      </w:r>
+      <w:r>
+        <w:rPr>
+          <w:rFonts w:ascii="맑은 고딕" w:hAnsi="맑은 고딕" w:eastAsia="맑은 고딕"/>
+          <w:sz w:val="21"/>
+        </w:rPr>
+        <w:t xml:space="preserve"> 하나가 정적 등록 한 건이다. 실습 환경은 노드마다 두 건씩(일반용, Broker용) 있다.</w:t>
       </w:r>
     </w:p>
     <w:p>
@@ -100,7 +142,77 @@
           <w:rFonts w:ascii="맑은 고딕" w:hAnsi="맑은 고딕" w:eastAsia="맑은 고딕"/>
           <w:sz w:val="21"/>
         </w:rPr>
-        <w:t>해설: `SID_DESC`는 `GLOBAL_DBNAME`·`ORACLE_HOME`·`SID_NAME` 세 요소로 이루어진다. `SERVICE_NAMES`는 인스턴스 파라미터이지 listener.ora 항목이 아니다.</w:t>
+        <w:t xml:space="preserve">해설: </w:t>
+      </w:r>
+      <w:r>
+        <w:rPr>
+          <w:rFonts w:ascii="Consolas" w:hAnsi="Consolas" w:eastAsia="맑은 고딕"/>
+          <w:sz w:val="21"/>
+        </w:rPr>
+        <w:t xml:space="preserve">SID_DESC</w:t>
+      </w:r>
+      <w:r>
+        <w:rPr>
+          <w:rFonts w:ascii="맑은 고딕" w:hAnsi="맑은 고딕" w:eastAsia="맑은 고딕"/>
+          <w:sz w:val="21"/>
+        </w:rPr>
+        <w:t xml:space="preserve">는 </w:t>
+      </w:r>
+      <w:r>
+        <w:rPr>
+          <w:rFonts w:ascii="Consolas" w:hAnsi="Consolas" w:eastAsia="맑은 고딕"/>
+          <w:sz w:val="21"/>
+        </w:rPr>
+        <w:t xml:space="preserve">GLOBAL_DBNAME</w:t>
+      </w:r>
+      <w:r>
+        <w:rPr>
+          <w:rFonts w:ascii="맑은 고딕" w:hAnsi="맑은 고딕" w:eastAsia="맑은 고딕"/>
+          <w:sz w:val="21"/>
+        </w:rPr>
+        <w:t xml:space="preserve">·</w:t>
+      </w:r>
+      <w:r>
+        <w:rPr>
+          <w:rFonts w:ascii="Consolas" w:hAnsi="Consolas" w:eastAsia="맑은 고딕"/>
+          <w:sz w:val="21"/>
+        </w:rPr>
+        <w:t xml:space="preserve">ORACLE_HOME</w:t>
+      </w:r>
+      <w:r>
+        <w:rPr>
+          <w:rFonts w:ascii="맑은 고딕" w:hAnsi="맑은 고딕" w:eastAsia="맑은 고딕"/>
+          <w:sz w:val="21"/>
+        </w:rPr>
+        <w:t xml:space="preserve">·</w:t>
+      </w:r>
+      <w:r>
+        <w:rPr>
+          <w:rFonts w:ascii="Consolas" w:hAnsi="Consolas" w:eastAsia="맑은 고딕"/>
+          <w:sz w:val="21"/>
+        </w:rPr>
+        <w:t xml:space="preserve">SID_NAME</w:t>
+      </w:r>
+      <w:r>
+        <w:rPr>
+          <w:rFonts w:ascii="맑은 고딕" w:hAnsi="맑은 고딕" w:eastAsia="맑은 고딕"/>
+          <w:sz w:val="21"/>
+        </w:rPr>
+        <w:t xml:space="preserve"> 세 요소로 이루어진다. </w:t>
+      </w:r>
+      <w:r>
+        <w:rPr>
+          <w:rFonts w:ascii="Consolas" w:hAnsi="Consolas" w:eastAsia="맑은 고딕"/>
+          <w:sz w:val="21"/>
+        </w:rPr>
+        <w:t xml:space="preserve">SERVICE_NAMES</w:t>
+      </w:r>
+      <w:r>
+        <w:rPr>
+          <w:rFonts w:ascii="맑은 고딕" w:hAnsi="맑은 고딕" w:eastAsia="맑은 고딕"/>
+          <w:sz w:val="21"/>
+        </w:rPr>
+        <w:t xml:space="preserve">는 인스턴스 파라미터이지 listener.ora 항목이 아니다.</w:t>
       </w:r>
     </w:p>
     <w:p>
@@ -138,7 +250,21 @@
           <w:rFonts w:ascii="맑은 고딕" w:hAnsi="맑은 고딕" w:eastAsia="맑은 고딕"/>
           <w:sz w:val="21"/>
         </w:rPr>
-        <w:t>해설: boston 노드는 `orapwboston`이다. 이름은 달라도 내용(SYS 비밀번호)은 같아야 한다.</w:t>
+        <w:t xml:space="preserve">해설: boston 노드는 </w:t>
+      </w:r>
+      <w:r>
+        <w:rPr>
+          <w:rFonts w:ascii="Consolas" w:hAnsi="Consolas" w:eastAsia="맑은 고딕"/>
+          <w:sz w:val="21"/>
+        </w:rPr>
+        <w:t xml:space="preserve">orapwboston</w:t>
+      </w:r>
+      <w:r>
+        <w:rPr>
+          <w:rFonts w:ascii="맑은 고딕" w:hAnsi="맑은 고딕" w:eastAsia="맑은 고딕"/>
+          <w:sz w:val="21"/>
+        </w:rPr>
+        <w:t xml:space="preserve">이다. 이름은 달라도 내용(SYS 비밀번호)은 같아야 한다.</w:t>
       </w:r>
     </w:p>
     <w:p>
@@ -176,7 +302,35 @@
           <w:rFonts w:ascii="맑은 고딕" w:hAnsi="맑은 고딕" w:eastAsia="맑은 고딕"/>
           <w:sz w:val="21"/>
         </w:rPr>
-        <w:t>해설: `DG_CONFIG` 속성에 나열한다. 실습 환경은 `dg_config=(chicago,boston)`이다.</w:t>
+        <w:t xml:space="preserve">해설: </w:t>
+      </w:r>
+      <w:r>
+        <w:rPr>
+          <w:rFonts w:ascii="Consolas" w:hAnsi="Consolas" w:eastAsia="맑은 고딕"/>
+          <w:sz w:val="21"/>
+        </w:rPr>
+        <w:t xml:space="preserve">DG_CONFIG</w:t>
+      </w:r>
+      <w:r>
+        <w:rPr>
+          <w:rFonts w:ascii="맑은 고딕" w:hAnsi="맑은 고딕" w:eastAsia="맑은 고딕"/>
+          <w:sz w:val="21"/>
+        </w:rPr>
+        <w:t xml:space="preserve"> 속성에 나열한다. 실습 환경은 </w:t>
+      </w:r>
+      <w:r>
+        <w:rPr>
+          <w:rFonts w:ascii="Consolas" w:hAnsi="Consolas" w:eastAsia="맑은 고딕"/>
+          <w:sz w:val="21"/>
+        </w:rPr>
+        <w:t xml:space="preserve">dg_config=(chicago,boston)</w:t>
+      </w:r>
+      <w:r>
+        <w:rPr>
+          <w:rFonts w:ascii="맑은 고딕" w:hAnsi="맑은 고딕" w:eastAsia="맑은 고딕"/>
+          <w:sz w:val="21"/>
+        </w:rPr>
+        <w:t xml:space="preserve">이다.</w:t>
       </w:r>
     </w:p>
     <w:p>
@@ -195,7 +349,21 @@
           <w:rFonts w:ascii="맑은 고딕" w:hAnsi="맑은 고딕" w:eastAsia="맑은 고딕"/>
           <w:sz w:val="21"/>
         </w:rPr>
-        <w:t>해설: FAL은 Fetch Archive Log의 약자다. chicago의 `FAL_SERVER`가 boston이라는 것은 갭이 생기면 boston에게 요청하겠다는 뜻이다.</w:t>
+        <w:t xml:space="preserve">해설: FAL은 Fetch Archive Log의 약자다. chicago의 </w:t>
+      </w:r>
+      <w:r>
+        <w:rPr>
+          <w:rFonts w:ascii="Consolas" w:hAnsi="Consolas" w:eastAsia="맑은 고딕"/>
+          <w:sz w:val="21"/>
+        </w:rPr>
+        <w:t xml:space="preserve">FAL_SERVER</w:t>
+      </w:r>
+      <w:r>
+        <w:rPr>
+          <w:rFonts w:ascii="맑은 고딕" w:hAnsi="맑은 고딕" w:eastAsia="맑은 고딕"/>
+          <w:sz w:val="21"/>
+        </w:rPr>
+        <w:t xml:space="preserve">가 boston이라는 것은 갭이 생기면 boston에게 요청하겠다는 뜻이다.</w:t>
       </w:r>
     </w:p>
     <w:p>
@@ -252,7 +420,21 @@
           <w:rFonts w:ascii="맑은 고딕" w:hAnsi="맑은 고딕" w:eastAsia="맑은 고딕"/>
           <w:sz w:val="21"/>
         </w:rPr>
-        <w:t>해설: "all appropriate instances are blocking new connections". `lsnrctl status`에서 status가 BLOCKED로 보인다.</w:t>
+        <w:t xml:space="preserve">해설: "all appropriate instances are blocking new connections". </w:t>
+      </w:r>
+      <w:r>
+        <w:rPr>
+          <w:rFonts w:ascii="Consolas" w:hAnsi="Consolas" w:eastAsia="맑은 고딕"/>
+          <w:sz w:val="21"/>
+        </w:rPr>
+        <w:t xml:space="preserve">lsnrctl status</w:t>
+      </w:r>
+      <w:r>
+        <w:rPr>
+          <w:rFonts w:ascii="맑은 고딕" w:hAnsi="맑은 고딕" w:eastAsia="맑은 고딕"/>
+          <w:sz w:val="21"/>
+        </w:rPr>
+        <w:t xml:space="preserve">에서 status가 BLOCKED로 보인다.</w:t>
       </w:r>
     </w:p>
     <w:p>
@@ -309,7 +491,21 @@
           <w:rFonts w:ascii="맑은 고딕" w:hAnsi="맑은 고딕" w:eastAsia="맑은 고딕"/>
           <w:sz w:val="21"/>
         </w:rPr>
-        <w:t>해설: "ORACLE not available". `Process ID: 0`이 함께 나오는 것이 단서다. 붙을 프로세스 자체가 없었다는 뜻이다.</w:t>
+        <w:t xml:space="preserve">해설: "ORACLE not available". </w:t>
+      </w:r>
+      <w:r>
+        <w:rPr>
+          <w:rFonts w:ascii="Consolas" w:hAnsi="Consolas" w:eastAsia="맑은 고딕"/>
+          <w:sz w:val="21"/>
+        </w:rPr>
+        <w:t xml:space="preserve">Process ID: 0</w:t>
+      </w:r>
+      <w:r>
+        <w:rPr>
+          <w:rFonts w:ascii="맑은 고딕" w:hAnsi="맑은 고딕" w:eastAsia="맑은 고딕"/>
+          <w:sz w:val="21"/>
+        </w:rPr>
+        <w:t xml:space="preserve">이 함께 나오는 것이 단서다. 붙을 프로세스 자체가 없었다는 뜻이다.</w:t>
       </w:r>
     </w:p>
     <w:p>
@@ -366,7 +562,21 @@
           <w:rFonts w:ascii="맑은 고딕" w:hAnsi="맑은 고딕" w:eastAsia="맑은 고딕"/>
           <w:sz w:val="21"/>
         </w:rPr>
-        <w:t>해설: "DB_UNIQUE_NAME ... is not in the Data Guard Configuration". `LOG_ARCHIVE_CONFIG`의 목록에 의한 검증이다.</w:t>
+        <w:t xml:space="preserve">해설: "DB_UNIQUE_NAME ... is not in the Data Guard Configuration". </w:t>
+      </w:r>
+      <w:r>
+        <w:rPr>
+          <w:rFonts w:ascii="Consolas" w:hAnsi="Consolas" w:eastAsia="맑은 고딕"/>
+          <w:sz w:val="21"/>
+        </w:rPr>
+        <w:t xml:space="preserve">LOG_ARCHIVE_CONFIG</w:t>
+      </w:r>
+      <w:r>
+        <w:rPr>
+          <w:rFonts w:ascii="맑은 고딕" w:hAnsi="맑은 고딕" w:eastAsia="맑은 고딕"/>
+          <w:sz w:val="21"/>
+        </w:rPr>
+        <w:t xml:space="preserve">의 목록에 의한 검증이다.</w:t>
       </w:r>
     </w:p>
     <w:p>
@@ -385,7 +595,35 @@
           <w:rFonts w:ascii="맑은 고딕" w:hAnsi="맑은 고딕" w:eastAsia="맑은 고딕"/>
           <w:sz w:val="21"/>
         </w:rPr>
-        <w:t>해설: 실습 환경은 `chicago_DGMGRL`, `boston_DGMGRL` 두 서비스를 정적 등록해 두었다. 13장부터 쓴다.</w:t>
+        <w:t xml:space="preserve">해설: 실습 환경은 </w:t>
+      </w:r>
+      <w:r>
+        <w:rPr>
+          <w:rFonts w:ascii="Consolas" w:hAnsi="Consolas" w:eastAsia="맑은 고딕"/>
+          <w:sz w:val="21"/>
+        </w:rPr>
+        <w:t xml:space="preserve">chicago_DGMGRL</w:t>
+      </w:r>
+      <w:r>
+        <w:rPr>
+          <w:rFonts w:ascii="맑은 고딕" w:hAnsi="맑은 고딕" w:eastAsia="맑은 고딕"/>
+          <w:sz w:val="21"/>
+        </w:rPr>
+        <w:t xml:space="preserve">, </w:t>
+      </w:r>
+      <w:r>
+        <w:rPr>
+          <w:rFonts w:ascii="Consolas" w:hAnsi="Consolas" w:eastAsia="맑은 고딕"/>
+          <w:sz w:val="21"/>
+        </w:rPr>
+        <w:t xml:space="preserve">boston_DGMGRL</w:t>
+      </w:r>
+      <w:r>
+        <w:rPr>
+          <w:rFonts w:ascii="맑은 고딕" w:hAnsi="맑은 고딕" w:eastAsia="맑은 고딕"/>
+          <w:sz w:val="21"/>
+        </w:rPr>
+        <w:t xml:space="preserve"> 두 서비스를 정적 등록해 두었다. 13장부터 쓴다.</w:t>
       </w:r>
     </w:p>
     <w:p>
@@ -431,7 +669,21 @@
           <w:rFonts w:ascii="맑은 고딕" w:hAnsi="맑은 고딕" w:eastAsia="맑은 고딕"/>
           <w:sz w:val="21"/>
         </w:rPr>
-        <w:t>해설: 5장 RMAN `DUPLICATE`는 auxiliary가 NOMOUNT여야 하고 RMAN이 원격으로 붙어야 한다. NOMOUNT 인스턴스의 동적 등록은 status BLOCKED이므로 접속을 받지 않는다.</w:t>
+        <w:t xml:space="preserve">해설: 5장 RMAN </w:t>
+      </w:r>
+      <w:r>
+        <w:rPr>
+          <w:rFonts w:ascii="Consolas" w:hAnsi="Consolas" w:eastAsia="맑은 고딕"/>
+          <w:sz w:val="21"/>
+        </w:rPr>
+        <w:t xml:space="preserve">DUPLICATE</w:t>
+      </w:r>
+      <w:r>
+        <w:rPr>
+          <w:rFonts w:ascii="맑은 고딕" w:hAnsi="맑은 고딕" w:eastAsia="맑은 고딕"/>
+          <w:sz w:val="21"/>
+        </w:rPr>
+        <w:t xml:space="preserve">는 auxiliary가 NOMOUNT여야 하고 RMAN이 원격으로 붙어야 한다. NOMOUNT 인스턴스의 동적 등록은 status BLOCKED이므로 접속을 받지 않는다.</w:t>
       </w:r>
     </w:p>
     <w:p>
@@ -450,7 +702,35 @@
           <w:rFonts w:ascii="맑은 고딕" w:hAnsi="맑은 고딕" w:eastAsia="맑은 고딕"/>
           <w:sz w:val="21"/>
         </w:rPr>
-        <w:t>해설: 별칭 오타라면 `tnsping` 자체가 TNS-03505로 실패한다. `tnsping`이 OK라면 이름 해석은 이미 통과한 것이다.</w:t>
+        <w:t xml:space="preserve">해설: 별칭 오타라면 </w:t>
+      </w:r>
+      <w:r>
+        <w:rPr>
+          <w:rFonts w:ascii="Consolas" w:hAnsi="Consolas" w:eastAsia="맑은 고딕"/>
+          <w:sz w:val="21"/>
+        </w:rPr>
+        <w:t xml:space="preserve">tnsping</w:t>
+      </w:r>
+      <w:r>
+        <w:rPr>
+          <w:rFonts w:ascii="맑은 고딕" w:hAnsi="맑은 고딕" w:eastAsia="맑은 고딕"/>
+          <w:sz w:val="21"/>
+        </w:rPr>
+        <w:t xml:space="preserve"> 자체가 TNS-03505로 실패한다. </w:t>
+      </w:r>
+      <w:r>
+        <w:rPr>
+          <w:rFonts w:ascii="Consolas" w:hAnsi="Consolas" w:eastAsia="맑은 고딕"/>
+          <w:sz w:val="21"/>
+        </w:rPr>
+        <w:t xml:space="preserve">tnsping</w:t>
+      </w:r>
+      <w:r>
+        <w:rPr>
+          <w:rFonts w:ascii="맑은 고딕" w:hAnsi="맑은 고딕" w:eastAsia="맑은 고딕"/>
+          <w:sz w:val="21"/>
+        </w:rPr>
+        <w:t xml:space="preserve">이 OK라면 이름 해석은 이미 통과한 것이다.</w:t>
       </w:r>
     </w:p>
     <w:p>
@@ -488,7 +768,21 @@
           <w:rFonts w:ascii="맑은 고딕" w:hAnsi="맑은 고딕" w:eastAsia="맑은 고딕"/>
           <w:sz w:val="21"/>
         </w:rPr>
-        <w:t>해설: 실측 출력에서 `Service "chicago" has 2 instance(s)` 아래에 UNKNOWN과 READY가 나란히 있었다. 정적 등록을 넣으면 자연스럽게 중복된다.</w:t>
+        <w:t xml:space="preserve">해설: 실측 출력에서 </w:t>
+      </w:r>
+      <w:r>
+        <w:rPr>
+          <w:rFonts w:ascii="Consolas" w:hAnsi="Consolas" w:eastAsia="맑은 고딕"/>
+          <w:sz w:val="21"/>
+        </w:rPr>
+        <w:t xml:space="preserve">Service "chicago" has 2 instance(s)</w:t>
+      </w:r>
+      <w:r>
+        <w:rPr>
+          <w:rFonts w:ascii="맑은 고딕" w:hAnsi="맑은 고딕" w:eastAsia="맑은 고딕"/>
+          <w:sz w:val="21"/>
+        </w:rPr>
+        <w:t xml:space="preserve"> 아래에 UNKNOWN과 READY가 나란히 있었다. 정적 등록을 넣으면 자연스럽게 중복된다.</w:t>
       </w:r>
     </w:p>
     <w:p>
@@ -498,7 +792,23 @@
           <w:b/>
           <w:sz w:val="21"/>
         </w:rPr>
-        <w:t>[중-05] 정답: ② 두 노드의 `DB_NAME`이 같아 구별되지 않기 때문</w:t>
+        <w:t xml:space="preserve">[중-05] 정답: ② 두 노드의 </w:t>
+      </w:r>
+      <w:r>
+        <w:rPr>
+          <w:rFonts w:ascii="Consolas" w:hAnsi="Consolas" w:eastAsia="맑은 고딕"/>
+          <w:b/>
+          <w:sz w:val="21"/>
+        </w:rPr>
+        <w:t xml:space="preserve">DB_NAME</w:t>
+      </w:r>
+      <w:r>
+        <w:rPr>
+          <w:rFonts w:ascii="맑은 고딕" w:hAnsi="맑은 고딕" w:eastAsia="맑은 고딕"/>
+          <w:b/>
+          <w:sz w:val="21"/>
+        </w:rPr>
+        <w:t xml:space="preserve">이 같아 구별되지 않기 때문</w:t>
       </w:r>
     </w:p>
     <w:p>
@@ -507,7 +817,49 @@
           <w:rFonts w:ascii="맑은 고딕" w:hAnsi="맑은 고딕" w:eastAsia="맑은 고딕"/>
           <w:sz w:val="21"/>
         </w:rPr>
-        <w:t>해설: 실습 환경의 `DB_NAME`은 양쪽 모두 chicago다. 구별하는 이름은 `DB_UNIQUE_NAME`이며 listener.ora의 `GLOBAL_DBNAME`도 이 값을 쓴다.</w:t>
+        <w:t xml:space="preserve">해설: 실습 환경의 </w:t>
+      </w:r>
+      <w:r>
+        <w:rPr>
+          <w:rFonts w:ascii="Consolas" w:hAnsi="Consolas" w:eastAsia="맑은 고딕"/>
+          <w:sz w:val="21"/>
+        </w:rPr>
+        <w:t xml:space="preserve">DB_NAME</w:t>
+      </w:r>
+      <w:r>
+        <w:rPr>
+          <w:rFonts w:ascii="맑은 고딕" w:hAnsi="맑은 고딕" w:eastAsia="맑은 고딕"/>
+          <w:sz w:val="21"/>
+        </w:rPr>
+        <w:t xml:space="preserve">은 양쪽 모두 chicago다. 구별하는 이름은 </w:t>
+      </w:r>
+      <w:r>
+        <w:rPr>
+          <w:rFonts w:ascii="Consolas" w:hAnsi="Consolas" w:eastAsia="맑은 고딕"/>
+          <w:sz w:val="21"/>
+        </w:rPr>
+        <w:t xml:space="preserve">DB_UNIQUE_NAME</w:t>
+      </w:r>
+      <w:r>
+        <w:rPr>
+          <w:rFonts w:ascii="맑은 고딕" w:hAnsi="맑은 고딕" w:eastAsia="맑은 고딕"/>
+          <w:sz w:val="21"/>
+        </w:rPr>
+        <w:t xml:space="preserve">이며 listener.ora의 </w:t>
+      </w:r>
+      <w:r>
+        <w:rPr>
+          <w:rFonts w:ascii="Consolas" w:hAnsi="Consolas" w:eastAsia="맑은 고딕"/>
+          <w:sz w:val="21"/>
+        </w:rPr>
+        <w:t xml:space="preserve">GLOBAL_DBNAME</w:t>
+      </w:r>
+      <w:r>
+        <w:rPr>
+          <w:rFonts w:ascii="맑은 고딕" w:hAnsi="맑은 고딕" w:eastAsia="맑은 고딕"/>
+          <w:sz w:val="21"/>
+        </w:rPr>
+        <w:t xml:space="preserve">도 이 값을 쓴다.</w:t>
       </w:r>
     </w:p>
     <w:p>
@@ -555,7 +907,23 @@
           <w:b/>
           <w:sz w:val="21"/>
         </w:rPr>
-        <w:t>[중-08] 정답: ② `$ORACLE_HOME/network/admin`보다 그쪽이 우선한다</w:t>
+        <w:t xml:space="preserve">[중-08] 정답: ② </w:t>
+      </w:r>
+      <w:r>
+        <w:rPr>
+          <w:rFonts w:ascii="Consolas" w:hAnsi="Consolas" w:eastAsia="맑은 고딕"/>
+          <w:b/>
+          <w:sz w:val="21"/>
+        </w:rPr>
+        <w:t xml:space="preserve">$ORACLE_HOME/network/admin</w:t>
+      </w:r>
+      <w:r>
+        <w:rPr>
+          <w:rFonts w:ascii="맑은 고딕" w:hAnsi="맑은 고딕" w:eastAsia="맑은 고딕"/>
+          <w:b/>
+          <w:sz w:val="21"/>
+        </w:rPr>
+        <w:t xml:space="preserve">보다 그쪽이 우선한다</w:t>
       </w:r>
     </w:p>
     <w:p>
@@ -564,7 +932,21 @@
           <w:rFonts w:ascii="맑은 고딕" w:hAnsi="맑은 고딕" w:eastAsia="맑은 고딕"/>
           <w:sz w:val="21"/>
         </w:rPr>
-        <w:t>해설: "분명히 고쳤는데 반영이 안 된다"는 상황의 흔한 원인이다. 확인은 `echo $TNS_ADMIN`이다.</w:t>
+        <w:t xml:space="preserve">해설: "분명히 고쳤는데 반영이 안 된다"는 상황의 흔한 원인이다. 확인은 </w:t>
+      </w:r>
+      <w:r>
+        <w:rPr>
+          <w:rFonts w:ascii="Consolas" w:hAnsi="Consolas" w:eastAsia="맑은 고딕"/>
+          <w:sz w:val="21"/>
+        </w:rPr>
+        <w:t xml:space="preserve">echo $TNS_ADMIN</w:t>
+      </w:r>
+      <w:r>
+        <w:rPr>
+          <w:rFonts w:ascii="맑은 고딕" w:hAnsi="맑은 고딕" w:eastAsia="맑은 고딕"/>
+          <w:sz w:val="21"/>
+        </w:rPr>
+        <w:t xml:space="preserve">이다.</w:t>
       </w:r>
     </w:p>
     <w:p>
@@ -602,7 +984,21 @@
           <w:rFonts w:ascii="맑은 고딕" w:hAnsi="맑은 고딕" w:eastAsia="맑은 고딕"/>
           <w:sz w:val="21"/>
         </w:rPr>
-        <w:t>해설: 실측에서 그러했다. 이미 확립된 연결과 설정된 목적지는 `DG_CONFIG`를 비운 것만으로 즉시 끊기지 않는다.</w:t>
+        <w:t xml:space="preserve">해설: 실측에서 그러했다. 이미 확립된 연결과 설정된 목적지는 </w:t>
+      </w:r>
+      <w:r>
+        <w:rPr>
+          <w:rFonts w:ascii="Consolas" w:hAnsi="Consolas" w:eastAsia="맑은 고딕"/>
+          <w:sz w:val="21"/>
+        </w:rPr>
+        <w:t xml:space="preserve">DG_CONFIG</w:t>
+      </w:r>
+      <w:r>
+        <w:rPr>
+          <w:rFonts w:ascii="맑은 고딕" w:hAnsi="맑은 고딕" w:eastAsia="맑은 고딕"/>
+          <w:sz w:val="21"/>
+        </w:rPr>
+        <w:t xml:space="preserve">를 비운 것만으로 즉시 끊기지 않는다.</w:t>
       </w:r>
     </w:p>
     <w:p>
@@ -640,7 +1036,21 @@
           <w:rFonts w:ascii="맑은 고딕" w:hAnsi="맑은 고딕" w:eastAsia="맑은 고딕"/>
           <w:sz w:val="21"/>
         </w:rPr>
-        <w:t>해설: 실측에서 `password=WrongPass123`이 "Password must contain at least 1 special character."로 거부됐다.</w:t>
+        <w:t xml:space="preserve">해설: 실측에서 </w:t>
+      </w:r>
+      <w:r>
+        <w:rPr>
+          <w:rFonts w:ascii="Consolas" w:hAnsi="Consolas" w:eastAsia="맑은 고딕"/>
+          <w:sz w:val="21"/>
+        </w:rPr>
+        <w:t xml:space="preserve">password=WrongPass123</w:t>
+      </w:r>
+      <w:r>
+        <w:rPr>
+          <w:rFonts w:ascii="맑은 고딕" w:hAnsi="맑은 고딕" w:eastAsia="맑은 고딕"/>
+          <w:sz w:val="21"/>
+        </w:rPr>
+        <w:t xml:space="preserve">이 "Password must contain at least 1 special character."로 거부됐다.</w:t>
       </w:r>
     </w:p>
     <w:p>
@@ -650,7 +1060,23 @@
           <w:b/>
           <w:sz w:val="21"/>
         </w:rPr>
-        <w:t>[중-13] 정답: ① 그 전에 실행한 `rm`은 이미 성공해 파일이 없는 상태일 수 있다</w:t>
+        <w:t xml:space="preserve">[중-13] 정답: ① 그 전에 실행한 </w:t>
+      </w:r>
+      <w:r>
+        <w:rPr>
+          <w:rFonts w:ascii="Consolas" w:hAnsi="Consolas" w:eastAsia="맑은 고딕"/>
+          <w:b/>
+          <w:sz w:val="21"/>
+        </w:rPr>
+        <w:t xml:space="preserve">rm</w:t>
+      </w:r>
+      <w:r>
+        <w:rPr>
+          <w:rFonts w:ascii="맑은 고딕" w:hAnsi="맑은 고딕" w:eastAsia="맑은 고딕"/>
+          <w:b/>
+          <w:sz w:val="21"/>
+        </w:rPr>
+        <w:t xml:space="preserve">은 이미 성공해 파일이 없는 상태일 수 있다</w:t>
       </w:r>
     </w:p>
     <w:p>
@@ -735,7 +1161,21 @@
           <w:rFonts w:ascii="맑은 고딕" w:hAnsi="맑은 고딕" w:eastAsia="맑은 고딕"/>
           <w:sz w:val="21"/>
         </w:rPr>
-        <w:t>해설: ORA-16191은 "로그온하지 못했다"는 결과만 말한다. `tnsping`이 함께 실패한다면 인증 이전에 도달 자체가 안 되는 것이다.</w:t>
+        <w:t xml:space="preserve">해설: ORA-16191은 "로그온하지 못했다"는 결과만 말한다. </w:t>
+      </w:r>
+      <w:r>
+        <w:rPr>
+          <w:rFonts w:ascii="Consolas" w:hAnsi="Consolas" w:eastAsia="맑은 고딕"/>
+          <w:sz w:val="21"/>
+        </w:rPr>
+        <w:t xml:space="preserve">tnsping</w:t>
+      </w:r>
+      <w:r>
+        <w:rPr>
+          <w:rFonts w:ascii="맑은 고딕" w:hAnsi="맑은 고딕" w:eastAsia="맑은 고딕"/>
+          <w:sz w:val="21"/>
+        </w:rPr>
+        <w:t xml:space="preserve">이 함께 실패한다면 인증 이전에 도달 자체가 안 되는 것이다.</w:t>
       </w:r>
     </w:p>
     <w:p>
@@ -783,7 +1223,23 @@
           <w:b/>
           <w:sz w:val="21"/>
         </w:rPr>
-        <w:t>[중-20] 정답: ③ 클라이언트가 실제로 보낸 `SERVICE_NAME`을 확인할 수 있어 오타를 잡는다</w:t>
+        <w:t xml:space="preserve">[중-20] 정답: ③ 클라이언트가 실제로 보낸 </w:t>
+      </w:r>
+      <w:r>
+        <w:rPr>
+          <w:rFonts w:ascii="Consolas" w:hAnsi="Consolas" w:eastAsia="맑은 고딕"/>
+          <w:b/>
+          <w:sz w:val="21"/>
+        </w:rPr>
+        <w:t xml:space="preserve">SERVICE_NAME</w:t>
+      </w:r>
+      <w:r>
+        <w:rPr>
+          <w:rFonts w:ascii="맑은 고딕" w:hAnsi="맑은 고딕" w:eastAsia="맑은 고딕"/>
+          <w:b/>
+          <w:sz w:val="21"/>
+        </w:rPr>
+        <w:t xml:space="preserve">을 확인할 수 있어 오타를 잡는다</w:t>
       </w:r>
     </w:p>
     <w:p>
@@ -819,7 +1275,35 @@
           <w:rFonts w:ascii="맑은 고딕" w:hAnsi="맑은 고딕" w:eastAsia="맑은 고딕"/>
           <w:sz w:val="21"/>
         </w:rPr>
-        <w:t>해설: NOMOUNT 상태의 `V$INSTANCE.STATUS`는 STARTED다. 인스턴스는 여전히 NOMOUNT인데도 정적 등록 덕분에 원격 SYS 접속이 성립했다. 이것이 5장 RMAN `DUPLICATE`가 가능한 이유다.</w:t>
+        <w:t xml:space="preserve">해설: NOMOUNT 상태의 </w:t>
+      </w:r>
+      <w:r>
+        <w:rPr>
+          <w:rFonts w:ascii="Consolas" w:hAnsi="Consolas" w:eastAsia="맑은 고딕"/>
+          <w:sz w:val="21"/>
+        </w:rPr>
+        <w:t xml:space="preserve">V$INSTANCE.STATUS</w:t>
+      </w:r>
+      <w:r>
+        <w:rPr>
+          <w:rFonts w:ascii="맑은 고딕" w:hAnsi="맑은 고딕" w:eastAsia="맑은 고딕"/>
+          <w:sz w:val="21"/>
+        </w:rPr>
+        <w:t xml:space="preserve">는 STARTED다. 인스턴스는 여전히 NOMOUNT인데도 정적 등록 덕분에 원격 SYS 접속이 성립했다. 이것이 5장 RMAN </w:t>
+      </w:r>
+      <w:r>
+        <w:rPr>
+          <w:rFonts w:ascii="Consolas" w:hAnsi="Consolas" w:eastAsia="맑은 고딕"/>
+          <w:sz w:val="21"/>
+        </w:rPr>
+        <w:t xml:space="preserve">DUPLICATE</w:t>
+      </w:r>
+      <w:r>
+        <w:rPr>
+          <w:rFonts w:ascii="맑은 고딕" w:hAnsi="맑은 고딕" w:eastAsia="맑은 고딕"/>
+          <w:sz w:val="21"/>
+        </w:rPr>
+        <w:t xml:space="preserve">가 가능한 이유다.</w:t>
       </w:r>
     </w:p>
     <w:p>
@@ -867,7 +1351,23 @@
           <w:b/>
           <w:sz w:val="21"/>
         </w:rPr>
-        <w:t>[상-04] 정답: ③ `tnsping` 결과를 함께 본다 (OK면 인증, 실패면 네트워크)</w:t>
+        <w:t xml:space="preserve">[상-04] 정답: ③ </w:t>
+      </w:r>
+      <w:r>
+        <w:rPr>
+          <w:rFonts w:ascii="Consolas" w:hAnsi="Consolas" w:eastAsia="맑은 고딕"/>
+          <w:b/>
+          <w:sz w:val="21"/>
+        </w:rPr>
+        <w:t xml:space="preserve">tnsping</w:t>
+      </w:r>
+      <w:r>
+        <w:rPr>
+          <w:rFonts w:ascii="맑은 고딕" w:hAnsi="맑은 고딕" w:eastAsia="맑은 고딕"/>
+          <w:b/>
+          <w:sz w:val="21"/>
+        </w:rPr>
+        <w:t xml:space="preserve"> 결과를 함께 본다 (OK면 인증, 실패면 네트워크)</w:t>
       </w:r>
     </w:p>
     <w:p>
@@ -876,7 +1376,35 @@
           <w:rFonts w:ascii="맑은 고딕" w:hAnsi="맑은 고딕" w:eastAsia="맑은 고딕"/>
           <w:sz w:val="21"/>
         </w:rPr>
-        <w:t>해설: `tnsping`이 OK인데 ORA-16191이면 도달은 되지만 로그온이 안 되는 것이므로 인증이다. `tnsping`부터 실패하면 네트워크다.</w:t>
+        <w:t xml:space="preserve">해설: </w:t>
+      </w:r>
+      <w:r>
+        <w:rPr>
+          <w:rFonts w:ascii="Consolas" w:hAnsi="Consolas" w:eastAsia="맑은 고딕"/>
+          <w:sz w:val="21"/>
+        </w:rPr>
+        <w:t xml:space="preserve">tnsping</w:t>
+      </w:r>
+      <w:r>
+        <w:rPr>
+          <w:rFonts w:ascii="맑은 고딕" w:hAnsi="맑은 고딕" w:eastAsia="맑은 고딕"/>
+          <w:sz w:val="21"/>
+        </w:rPr>
+        <w:t xml:space="preserve">이 OK인데 ORA-16191이면 도달은 되지만 로그온이 안 되는 것이므로 인증이다. </w:t>
+      </w:r>
+      <w:r>
+        <w:rPr>
+          <w:rFonts w:ascii="Consolas" w:hAnsi="Consolas" w:eastAsia="맑은 고딕"/>
+          <w:sz w:val="21"/>
+        </w:rPr>
+        <w:t xml:space="preserve">tnsping</w:t>
+      </w:r>
+      <w:r>
+        <w:rPr>
+          <w:rFonts w:ascii="맑은 고딕" w:hAnsi="맑은 고딕" w:eastAsia="맑은 고딕"/>
+          <w:sz w:val="21"/>
+        </w:rPr>
+        <w:t xml:space="preserve">부터 실패하면 네트워크다.</w:t>
       </w:r>
     </w:p>
     <w:p>
@@ -895,7 +1423,35 @@
           <w:rFonts w:ascii="맑은 고딕" w:hAnsi="맑은 고딕" w:eastAsia="맑은 고딕"/>
           <w:sz w:val="21"/>
         </w:rPr>
-        <w:t>해설: `REOPEN` 속성으로 지정한 시간(기본 300초)이 지나면 자동 재시도하기도 하지만, 즉시 회복하려면 `LOG_ARCHIVE_DEST_STATE_n`을 DEFER→ENABLE 하는 편이 확실하다.</w:t>
+        <w:t xml:space="preserve">해설: </w:t>
+      </w:r>
+      <w:r>
+        <w:rPr>
+          <w:rFonts w:ascii="Consolas" w:hAnsi="Consolas" w:eastAsia="맑은 고딕"/>
+          <w:sz w:val="21"/>
+        </w:rPr>
+        <w:t xml:space="preserve">REOPEN</w:t>
+      </w:r>
+      <w:r>
+        <w:rPr>
+          <w:rFonts w:ascii="맑은 고딕" w:hAnsi="맑은 고딕" w:eastAsia="맑은 고딕"/>
+          <w:sz w:val="21"/>
+        </w:rPr>
+        <w:t xml:space="preserve"> 속성으로 지정한 시간(기본 300초)이 지나면 자동 재시도하기도 하지만, 즉시 회복하려면 </w:t>
+      </w:r>
+      <w:r>
+        <w:rPr>
+          <w:rFonts w:ascii="Consolas" w:hAnsi="Consolas" w:eastAsia="맑은 고딕"/>
+          <w:sz w:val="21"/>
+        </w:rPr>
+        <w:t xml:space="preserve">LOG_ARCHIVE_DEST_STATE_n</w:t>
+      </w:r>
+      <w:r>
+        <w:rPr>
+          <w:rFonts w:ascii="맑은 고딕" w:hAnsi="맑은 고딕" w:eastAsia="맑은 고딕"/>
+          <w:sz w:val="21"/>
+        </w:rPr>
+        <w:t xml:space="preserve">을 DEFER→ENABLE 하는 편이 확실하다.</w:t>
       </w:r>
     </w:p>
     <w:p>
@@ -933,7 +1489,63 @@
           <w:rFonts w:ascii="맑은 고딕" w:hAnsi="맑은 고딕" w:eastAsia="맑은 고딕"/>
           <w:sz w:val="21"/>
         </w:rPr>
-        <w:t>해설: 실측에서 `systemctl is-active firewalld`가 `unknown`, `rpm -q firewalld`는 `firewalld-0.6.3-11.0.1.el7.noarch`였다.</w:t>
+        <w:t xml:space="preserve">해설: 실측에서 </w:t>
+      </w:r>
+      <w:r>
+        <w:rPr>
+          <w:rFonts w:ascii="Consolas" w:hAnsi="Consolas" w:eastAsia="맑은 고딕"/>
+          <w:sz w:val="21"/>
+        </w:rPr>
+        <w:t xml:space="preserve">systemctl is-active firewalld</w:t>
+      </w:r>
+      <w:r>
+        <w:rPr>
+          <w:rFonts w:ascii="맑은 고딕" w:hAnsi="맑은 고딕" w:eastAsia="맑은 고딕"/>
+          <w:sz w:val="21"/>
+        </w:rPr>
+        <w:t xml:space="preserve">가 </w:t>
+      </w:r>
+      <w:r>
+        <w:rPr>
+          <w:rFonts w:ascii="Consolas" w:hAnsi="Consolas" w:eastAsia="맑은 고딕"/>
+          <w:sz w:val="21"/>
+        </w:rPr>
+        <w:t xml:space="preserve">unknown</w:t>
+      </w:r>
+      <w:r>
+        <w:rPr>
+          <w:rFonts w:ascii="맑은 고딕" w:hAnsi="맑은 고딕" w:eastAsia="맑은 고딕"/>
+          <w:sz w:val="21"/>
+        </w:rPr>
+        <w:t xml:space="preserve">, </w:t>
+      </w:r>
+      <w:r>
+        <w:rPr>
+          <w:rFonts w:ascii="Consolas" w:hAnsi="Consolas" w:eastAsia="맑은 고딕"/>
+          <w:sz w:val="21"/>
+        </w:rPr>
+        <w:t xml:space="preserve">rpm -q firewalld</w:t>
+      </w:r>
+      <w:r>
+        <w:rPr>
+          <w:rFonts w:ascii="맑은 고딕" w:hAnsi="맑은 고딕" w:eastAsia="맑은 고딕"/>
+          <w:sz w:val="21"/>
+        </w:rPr>
+        <w:t xml:space="preserve">는 </w:t>
+      </w:r>
+      <w:r>
+        <w:rPr>
+          <w:rFonts w:ascii="Consolas" w:hAnsi="Consolas" w:eastAsia="맑은 고딕"/>
+          <w:sz w:val="21"/>
+        </w:rPr>
+        <w:t xml:space="preserve">firewalld-0.6.3-11.0.1.el7.noarch</w:t>
+      </w:r>
+      <w:r>
+        <w:rPr>
+          <w:rFonts w:ascii="맑은 고딕" w:hAnsi="맑은 고딕" w:eastAsia="맑은 고딕"/>
+          <w:sz w:val="21"/>
+        </w:rPr>
+        <w:t xml:space="preserve">였다.</w:t>
       </w:r>
     </w:p>
     <w:p>
@@ -971,7 +1583,21 @@
           <w:rFonts w:ascii="맑은 고딕" w:hAnsi="맑은 고딕" w:eastAsia="맑은 고딕"/>
           <w:sz w:val="21"/>
         </w:rPr>
-        <w:t>해설: `tnsping`만으로는 리스너 위쪽을 확인할 수 없고, 접속만으로는 목적지 상태 회복을 확인할 수 없으며, 목적지 VALID만으로는 실제 적용을 확인할 수 없다. 네 단계를 모두 밟아야 작업이 끝난 것이다.</w:t>
+        <w:t xml:space="preserve">해설: </w:t>
+      </w:r>
+      <w:r>
+        <w:rPr>
+          <w:rFonts w:ascii="Consolas" w:hAnsi="Consolas" w:eastAsia="맑은 고딕"/>
+          <w:sz w:val="21"/>
+        </w:rPr>
+        <w:t xml:space="preserve">tnsping</w:t>
+      </w:r>
+      <w:r>
+        <w:rPr>
+          <w:rFonts w:ascii="맑은 고딕" w:hAnsi="맑은 고딕" w:eastAsia="맑은 고딕"/>
+          <w:sz w:val="21"/>
+        </w:rPr>
+        <w:t xml:space="preserve">만으로는 리스너 위쪽을 확인할 수 없고, 접속만으로는 목적지 상태 회복을 확인할 수 없으며, 목적지 VALID만으로는 실제 적용을 확인할 수 없다. 네 단계를 모두 밟아야 작업이 끝난 것이다.</w:t>
       </w:r>
     </w:p>
     <w:p>
@@ -994,6 +1620,8 @@
       </w:r>
     </w:p>
     <w:sectPr>
+      <w:headerReference w:type="default" r:id="rId9"/>
+      <w:footerReference w:type="default" r:id="rId10"/>
       <w:pgSz w:w="12240" w:h="15840"/>
       <w:pgMar w:top="1440" w:right="1800" w:bottom="1440" w:left="1800" w:header="720" w:footer="720" w:gutter="0"/>
       <w:cols w:space="720"/>
@@ -1001,6 +1629,26 @@
     </w:sectPr>
   </w:body>
 </w:document>
+</file>
+
+<file path=word/footer1.xml><?xml version="1.0" encoding="utf-8"?>
+<w:ftr xmlns:m="http://schemas.openxmlformats.org/officeDocument/2006/math" xmlns:mc="http://schemas.openxmlformats.org/markup-compatibility/2006" xmlns:mo="http://schemas.microsoft.com/office/mac/office/2008/main" xmlns:mv="urn:schemas-microsoft-com:mac:vml" xmlns:o="urn:schemas-microsoft-com:office:office" xmlns:r="http://schemas.openxmlformats.org/officeDocument/2006/relationships" xmlns:v="urn:schemas-microsoft-com:vml" xmlns:w10="urn:schemas-microsoft-com:office:word" xmlns:w14="http://schemas.microsoft.com/office/word/2010/wordml" xmlns:w="http://schemas.openxmlformats.org/wordprocessingml/2006/main" xmlns:wne="http://schemas.microsoft.com/office/word/2006/wordml" xmlns:wp14="http://schemas.microsoft.com/office/word/2010/wordprocessingDrawing" xmlns:wp="http://schemas.openxmlformats.org/drawingml/2006/wordprocessingDrawing" xmlns:wpc="http://schemas.microsoft.com/office/word/2010/wordprocessingCanvas" xmlns:wpg="http://schemas.microsoft.com/office/word/2010/wordprocessingGroup" xmlns:wpi="http://schemas.microsoft.com/office/word/2010/wordprocessingInk" xmlns:wps="http://schemas.microsoft.com/office/word/2010/wordprocessingShape" mc:Ignorable="w14 wp14">
+  <w:p>
+    <w:pPr>
+      <w:pStyle w:val="Footer"/>
+    </w:pPr>
+  </w:p>
+</w:ftr>
+</file>
+
+<file path=word/header1.xml><?xml version="1.0" encoding="utf-8"?>
+<w:hdr xmlns:m="http://schemas.openxmlformats.org/officeDocument/2006/math" xmlns:mc="http://schemas.openxmlformats.org/markup-compatibility/2006" xmlns:mo="http://schemas.microsoft.com/office/mac/office/2008/main" xmlns:mv="urn:schemas-microsoft-com:mac:vml" xmlns:o="urn:schemas-microsoft-com:office:office" xmlns:r="http://schemas.openxmlformats.org/officeDocument/2006/relationships" xmlns:v="urn:schemas-microsoft-com:vml" xmlns:w10="urn:schemas-microsoft-com:office:word" xmlns:w14="http://schemas.microsoft.com/office/word/2010/wordml" xmlns:w="http://schemas.openxmlformats.org/wordprocessingml/2006/main" xmlns:wne="http://schemas.microsoft.com/office/word/2006/wordml" xmlns:wp14="http://schemas.microsoft.com/office/word/2010/wordprocessingDrawing" xmlns:wp="http://schemas.openxmlformats.org/drawingml/2006/wordprocessingDrawing" xmlns:wpc="http://schemas.microsoft.com/office/word/2010/wordprocessingCanvas" xmlns:wpg="http://schemas.microsoft.com/office/word/2010/wordprocessingGroup" xmlns:wpi="http://schemas.microsoft.com/office/word/2010/wordprocessingInk" xmlns:wps="http://schemas.microsoft.com/office/word/2010/wordprocessingShape" mc:Ignorable="w14 wp14">
+  <w:p>
+    <w:pPr>
+      <w:pStyle w:val="Header"/>
+    </w:pPr>
+  </w:p>
+</w:hdr>
 </file>
 
 <file path=word/numbering.xml><?xml version="1.0" encoding="utf-8"?>

--- a/ADG/03장/3장_실습문제_정답.docx
+++ b/ADG/03장/3장_실습문제_정답.docx
@@ -34,7 +34,7 @@
           <w:b/>
           <w:sz w:val="21"/>
         </w:rPr>
-        <w:t>[하-01] 정답: ① $ORACLE_HOME/network/admin</w:t>
+        <w:t>[하-01] 정답: ② $ORACLE_HOME/network/admin</w:t>
       </w:r>
     </w:p>
     <w:p>
@@ -43,7 +43,35 @@
           <w:rFonts w:ascii="맑은 고딕" w:hAnsi="맑은 고딕" w:eastAsia="맑은 고딕"/>
           <w:sz w:val="21"/>
         </w:rPr>
-        <w:t>해설: 기본 위치다. 다만 `TNS_ADMIN` 환경변수가 설정되어 있으면 그쪽이 우선한다. 실습 환경은 `TNS_ADMIN`이 비어 있어 기본 위치를 쓴다.</w:t>
+        <w:t xml:space="preserve">해설: 기본 위치다. 다만 </w:t>
+      </w:r>
+      <w:r>
+        <w:rPr>
+          <w:rFonts w:ascii="Consolas" w:hAnsi="Consolas" w:eastAsia="맑은 고딕"/>
+          <w:sz w:val="21"/>
+        </w:rPr>
+        <w:t xml:space="preserve">TNS_ADMIN</w:t>
+      </w:r>
+      <w:r>
+        <w:rPr>
+          <w:rFonts w:ascii="맑은 고딕" w:hAnsi="맑은 고딕" w:eastAsia="맑은 고딕"/>
+          <w:sz w:val="21"/>
+        </w:rPr>
+        <w:t xml:space="preserve"> 환경변수가 설정되어 있으면 그쪽이 우선한다. 실습 환경은 </w:t>
+      </w:r>
+      <w:r>
+        <w:rPr>
+          <w:rFonts w:ascii="Consolas" w:hAnsi="Consolas" w:eastAsia="맑은 고딕"/>
+          <w:sz w:val="21"/>
+        </w:rPr>
+        <w:t xml:space="preserve">TNS_ADMIN</w:t>
+      </w:r>
+      <w:r>
+        <w:rPr>
+          <w:rFonts w:ascii="맑은 고딕" w:hAnsi="맑은 고딕" w:eastAsia="맑은 고딕"/>
+          <w:sz w:val="21"/>
+        </w:rPr>
+        <w:t xml:space="preserve">이 비어 있어 기본 위치를 쓴다.</w:t>
       </w:r>
     </w:p>
     <w:p>
@@ -53,7 +81,7 @@
           <w:b/>
           <w:sz w:val="21"/>
         </w:rPr>
-        <w:t>[하-02] 정답: ① tnsping</w:t>
+        <w:t>[하-02] 정답: ③ tnsping</w:t>
       </w:r>
     </w:p>
     <w:p>
@@ -72,7 +100,7 @@
           <w:b/>
           <w:sz w:val="21"/>
         </w:rPr>
-        <w:t>[하-03] 정답: ① SID_LIST_LISTENER</w:t>
+        <w:t>[하-03] 정답: ② SID_LIST_LISTENER</w:t>
       </w:r>
     </w:p>
     <w:p>
@@ -81,7 +109,21 @@
           <w:rFonts w:ascii="맑은 고딕" w:hAnsi="맑은 고딕" w:eastAsia="맑은 고딕"/>
           <w:sz w:val="21"/>
         </w:rPr>
-        <w:t>해설: 그 안의 `SID_DESC` 하나가 정적 등록 한 건이다. 실습 환경은 노드마다 두 건씩(일반용, Broker용) 있다.</w:t>
+        <w:t xml:space="preserve">해설: 그 안의 </w:t>
+      </w:r>
+      <w:r>
+        <w:rPr>
+          <w:rFonts w:ascii="Consolas" w:hAnsi="Consolas" w:eastAsia="맑은 고딕"/>
+          <w:sz w:val="21"/>
+        </w:rPr>
+        <w:t xml:space="preserve">SID_DESC</w:t>
+      </w:r>
+      <w:r>
+        <w:rPr>
+          <w:rFonts w:ascii="맑은 고딕" w:hAnsi="맑은 고딕" w:eastAsia="맑은 고딕"/>
+          <w:sz w:val="21"/>
+        </w:rPr>
+        <w:t xml:space="preserve"> 하나가 정적 등록 한 건이다. 실습 환경은 노드마다 두 건씩(일반용, Broker용) 있다.</w:t>
       </w:r>
     </w:p>
     <w:p>
@@ -100,7 +142,77 @@
           <w:rFonts w:ascii="맑은 고딕" w:hAnsi="맑은 고딕" w:eastAsia="맑은 고딕"/>
           <w:sz w:val="21"/>
         </w:rPr>
-        <w:t>해설: `SID_DESC`는 `GLOBAL_DBNAME`·`ORACLE_HOME`·`SID_NAME` 세 요소로 이루어진다. `SERVICE_NAMES`는 인스턴스 파라미터이지 listener.ora 항목이 아니다.</w:t>
+        <w:t xml:space="preserve">해설: </w:t>
+      </w:r>
+      <w:r>
+        <w:rPr>
+          <w:rFonts w:ascii="Consolas" w:hAnsi="Consolas" w:eastAsia="맑은 고딕"/>
+          <w:sz w:val="21"/>
+        </w:rPr>
+        <w:t xml:space="preserve">SID_DESC</w:t>
+      </w:r>
+      <w:r>
+        <w:rPr>
+          <w:rFonts w:ascii="맑은 고딕" w:hAnsi="맑은 고딕" w:eastAsia="맑은 고딕"/>
+          <w:sz w:val="21"/>
+        </w:rPr>
+        <w:t xml:space="preserve">는 </w:t>
+      </w:r>
+      <w:r>
+        <w:rPr>
+          <w:rFonts w:ascii="Consolas" w:hAnsi="Consolas" w:eastAsia="맑은 고딕"/>
+          <w:sz w:val="21"/>
+        </w:rPr>
+        <w:t xml:space="preserve">GLOBAL_DBNAME</w:t>
+      </w:r>
+      <w:r>
+        <w:rPr>
+          <w:rFonts w:ascii="맑은 고딕" w:hAnsi="맑은 고딕" w:eastAsia="맑은 고딕"/>
+          <w:sz w:val="21"/>
+        </w:rPr>
+        <w:t xml:space="preserve">·</w:t>
+      </w:r>
+      <w:r>
+        <w:rPr>
+          <w:rFonts w:ascii="Consolas" w:hAnsi="Consolas" w:eastAsia="맑은 고딕"/>
+          <w:sz w:val="21"/>
+        </w:rPr>
+        <w:t xml:space="preserve">ORACLE_HOME</w:t>
+      </w:r>
+      <w:r>
+        <w:rPr>
+          <w:rFonts w:ascii="맑은 고딕" w:hAnsi="맑은 고딕" w:eastAsia="맑은 고딕"/>
+          <w:sz w:val="21"/>
+        </w:rPr>
+        <w:t xml:space="preserve">·</w:t>
+      </w:r>
+      <w:r>
+        <w:rPr>
+          <w:rFonts w:ascii="Consolas" w:hAnsi="Consolas" w:eastAsia="맑은 고딕"/>
+          <w:sz w:val="21"/>
+        </w:rPr>
+        <w:t xml:space="preserve">SID_NAME</w:t>
+      </w:r>
+      <w:r>
+        <w:rPr>
+          <w:rFonts w:ascii="맑은 고딕" w:hAnsi="맑은 고딕" w:eastAsia="맑은 고딕"/>
+          <w:sz w:val="21"/>
+        </w:rPr>
+        <w:t xml:space="preserve"> 세 요소로 이루어진다. </w:t>
+      </w:r>
+      <w:r>
+        <w:rPr>
+          <w:rFonts w:ascii="Consolas" w:hAnsi="Consolas" w:eastAsia="맑은 고딕"/>
+          <w:sz w:val="21"/>
+        </w:rPr>
+        <w:t xml:space="preserve">SERVICE_NAMES</w:t>
+      </w:r>
+      <w:r>
+        <w:rPr>
+          <w:rFonts w:ascii="맑은 고딕" w:hAnsi="맑은 고딕" w:eastAsia="맑은 고딕"/>
+          <w:sz w:val="21"/>
+        </w:rPr>
+        <w:t xml:space="preserve">는 인스턴스 파라미터이지 listener.ora 항목이 아니다.</w:t>
       </w:r>
     </w:p>
     <w:p>
@@ -110,7 +222,7 @@
           <w:b/>
           <w:sz w:val="21"/>
         </w:rPr>
-        <w:t>[하-05] 정답: ① EXCLUSIVE</w:t>
+        <w:t>[하-05] 정답: ④ EXCLUSIVE</w:t>
       </w:r>
     </w:p>
     <w:p>
@@ -138,7 +250,21 @@
           <w:rFonts w:ascii="맑은 고딕" w:hAnsi="맑은 고딕" w:eastAsia="맑은 고딕"/>
           <w:sz w:val="21"/>
         </w:rPr>
-        <w:t>해설: boston 노드는 `orapwboston`이다. 이름은 달라도 내용(SYS 비밀번호)은 같아야 한다.</w:t>
+        <w:t xml:space="preserve">해설: boston 노드는 </w:t>
+      </w:r>
+      <w:r>
+        <w:rPr>
+          <w:rFonts w:ascii="Consolas" w:hAnsi="Consolas" w:eastAsia="맑은 고딕"/>
+          <w:sz w:val="21"/>
+        </w:rPr>
+        <w:t xml:space="preserve">orapwboston</w:t>
+      </w:r>
+      <w:r>
+        <w:rPr>
+          <w:rFonts w:ascii="맑은 고딕" w:hAnsi="맑은 고딕" w:eastAsia="맑은 고딕"/>
+          <w:sz w:val="21"/>
+        </w:rPr>
+        <w:t xml:space="preserve">이다. 이름은 달라도 내용(SYS 비밀번호)은 같아야 한다.</w:t>
       </w:r>
     </w:p>
     <w:p>
@@ -148,7 +274,7 @@
           <w:b/>
           <w:sz w:val="21"/>
         </w:rPr>
-        <w:t>[하-07] 정답: ① 1521</w:t>
+        <w:t>[하-07] 정답: ③ 1521</w:t>
       </w:r>
     </w:p>
     <w:p>
@@ -167,7 +293,7 @@
           <w:b/>
           <w:sz w:val="21"/>
         </w:rPr>
-        <w:t>[하-08] 정답: ① LOG_ARCHIVE_CONFIG</w:t>
+        <w:t>[하-08] 정답: ③ LOG_ARCHIVE_CONFIG</w:t>
       </w:r>
     </w:p>
     <w:p>
@@ -176,7 +302,35 @@
           <w:rFonts w:ascii="맑은 고딕" w:hAnsi="맑은 고딕" w:eastAsia="맑은 고딕"/>
           <w:sz w:val="21"/>
         </w:rPr>
-        <w:t>해설: `DG_CONFIG` 속성에 나열한다. 실습 환경은 `dg_config=(chicago,boston)`이다.</w:t>
+        <w:t xml:space="preserve">해설: </w:t>
+      </w:r>
+      <w:r>
+        <w:rPr>
+          <w:rFonts w:ascii="Consolas" w:hAnsi="Consolas" w:eastAsia="맑은 고딕"/>
+          <w:sz w:val="21"/>
+        </w:rPr>
+        <w:t xml:space="preserve">DG_CONFIG</w:t>
+      </w:r>
+      <w:r>
+        <w:rPr>
+          <w:rFonts w:ascii="맑은 고딕" w:hAnsi="맑은 고딕" w:eastAsia="맑은 고딕"/>
+          <w:sz w:val="21"/>
+        </w:rPr>
+        <w:t xml:space="preserve"> 속성에 나열한다. 실습 환경은 </w:t>
+      </w:r>
+      <w:r>
+        <w:rPr>
+          <w:rFonts w:ascii="Consolas" w:hAnsi="Consolas" w:eastAsia="맑은 고딕"/>
+          <w:sz w:val="21"/>
+        </w:rPr>
+        <w:t xml:space="preserve">dg_config=(chicago,boston)</w:t>
+      </w:r>
+      <w:r>
+        <w:rPr>
+          <w:rFonts w:ascii="맑은 고딕" w:hAnsi="맑은 고딕" w:eastAsia="맑은 고딕"/>
+          <w:sz w:val="21"/>
+        </w:rPr>
+        <w:t xml:space="preserve">이다.</w:t>
       </w:r>
     </w:p>
     <w:p>
@@ -195,7 +349,21 @@
           <w:rFonts w:ascii="맑은 고딕" w:hAnsi="맑은 고딕" w:eastAsia="맑은 고딕"/>
           <w:sz w:val="21"/>
         </w:rPr>
-        <w:t>해설: FAL은 Fetch Archive Log의 약자다. chicago의 `FAL_SERVER`가 boston이라는 것은 갭이 생기면 boston에게 요청하겠다는 뜻이다.</w:t>
+        <w:t xml:space="preserve">해설: FAL은 Fetch Archive Log의 약자다. chicago의 </w:t>
+      </w:r>
+      <w:r>
+        <w:rPr>
+          <w:rFonts w:ascii="Consolas" w:hAnsi="Consolas" w:eastAsia="맑은 고딕"/>
+          <w:sz w:val="21"/>
+        </w:rPr>
+        <w:t xml:space="preserve">FAL_SERVER</w:t>
+      </w:r>
+      <w:r>
+        <w:rPr>
+          <w:rFonts w:ascii="맑은 고딕" w:hAnsi="맑은 고딕" w:eastAsia="맑은 고딕"/>
+          <w:sz w:val="21"/>
+        </w:rPr>
+        <w:t xml:space="preserve">가 boston이라는 것은 갭이 생기면 boston에게 요청하겠다는 뜻이다.</w:t>
       </w:r>
     </w:p>
     <w:p>
@@ -205,7 +373,7 @@
           <w:b/>
           <w:sz w:val="21"/>
         </w:rPr>
-        <w:t>[하-10] 정답: ① TNS-03505</w:t>
+        <w:t>[하-10] 정답: ④ TNS-03505</w:t>
       </w:r>
     </w:p>
     <w:p>
@@ -252,7 +420,21 @@
           <w:rFonts w:ascii="맑은 고딕" w:hAnsi="맑은 고딕" w:eastAsia="맑은 고딕"/>
           <w:sz w:val="21"/>
         </w:rPr>
-        <w:t>해설: "all appropriate instances are blocking new connections". `lsnrctl status`에서 status가 BLOCKED로 보인다.</w:t>
+        <w:t xml:space="preserve">해설: "all appropriate instances are blocking new connections". </w:t>
+      </w:r>
+      <w:r>
+        <w:rPr>
+          <w:rFonts w:ascii="Consolas" w:hAnsi="Consolas" w:eastAsia="맑은 고딕"/>
+          <w:sz w:val="21"/>
+        </w:rPr>
+        <w:t xml:space="preserve">lsnrctl status</w:t>
+      </w:r>
+      <w:r>
+        <w:rPr>
+          <w:rFonts w:ascii="맑은 고딕" w:hAnsi="맑은 고딕" w:eastAsia="맑은 고딕"/>
+          <w:sz w:val="21"/>
+        </w:rPr>
+        <w:t xml:space="preserve">에서 status가 BLOCKED로 보인다.</w:t>
       </w:r>
     </w:p>
     <w:p>
@@ -262,7 +444,7 @@
           <w:b/>
           <w:sz w:val="21"/>
         </w:rPr>
-        <w:t>[하-13] 정답: ① UNKNOWN</w:t>
+        <w:t>[하-13] 정답: ④ UNKNOWN</w:t>
       </w:r>
     </w:p>
     <w:p>
@@ -309,7 +491,21 @@
           <w:rFonts w:ascii="맑은 고딕" w:hAnsi="맑은 고딕" w:eastAsia="맑은 고딕"/>
           <w:sz w:val="21"/>
         </w:rPr>
-        <w:t>해설: "ORACLE not available". `Process ID: 0`이 함께 나오는 것이 단서다. 붙을 프로세스 자체가 없었다는 뜻이다.</w:t>
+        <w:t xml:space="preserve">해설: "ORACLE not available". </w:t>
+      </w:r>
+      <w:r>
+        <w:rPr>
+          <w:rFonts w:ascii="Consolas" w:hAnsi="Consolas" w:eastAsia="맑은 고딕"/>
+          <w:sz w:val="21"/>
+        </w:rPr>
+        <w:t xml:space="preserve">Process ID: 0</w:t>
+      </w:r>
+      <w:r>
+        <w:rPr>
+          <w:rFonts w:ascii="맑은 고딕" w:hAnsi="맑은 고딕" w:eastAsia="맑은 고딕"/>
+          <w:sz w:val="21"/>
+        </w:rPr>
+        <w:t xml:space="preserve">이 함께 나오는 것이 단서다. 붙을 프로세스 자체가 없었다는 뜻이다.</w:t>
       </w:r>
     </w:p>
     <w:p>
@@ -319,7 +515,7 @@
           <w:b/>
           <w:sz w:val="21"/>
         </w:rPr>
-        <w:t>[하-16] 정답: ① TNS-12535</w:t>
+        <w:t>[하-16] 정답: ③ TNS-12535</w:t>
       </w:r>
     </w:p>
     <w:p>
@@ -338,7 +534,7 @@
           <w:b/>
           <w:sz w:val="21"/>
         </w:rPr>
-        <w:t>[하-17] 정답: ① ORA-16191</w:t>
+        <w:t>[하-17] 정답: ④ ORA-16191</w:t>
       </w:r>
     </w:p>
     <w:p>
@@ -357,7 +553,7 @@
           <w:b/>
           <w:sz w:val="21"/>
         </w:rPr>
-        <w:t>[하-18] 정답: ① ORA-16053</w:t>
+        <w:t>[하-18] 정답: ④ ORA-16053</w:t>
       </w:r>
     </w:p>
     <w:p>
@@ -366,7 +562,21 @@
           <w:rFonts w:ascii="맑은 고딕" w:hAnsi="맑은 고딕" w:eastAsia="맑은 고딕"/>
           <w:sz w:val="21"/>
         </w:rPr>
-        <w:t>해설: "DB_UNIQUE_NAME ... is not in the Data Guard Configuration". `LOG_ARCHIVE_CONFIG`의 목록에 의한 검증이다.</w:t>
+        <w:t xml:space="preserve">해설: "DB_UNIQUE_NAME ... is not in the Data Guard Configuration". </w:t>
+      </w:r>
+      <w:r>
+        <w:rPr>
+          <w:rFonts w:ascii="Consolas" w:hAnsi="Consolas" w:eastAsia="맑은 고딕"/>
+          <w:sz w:val="21"/>
+        </w:rPr>
+        <w:t xml:space="preserve">LOG_ARCHIVE_CONFIG</w:t>
+      </w:r>
+      <w:r>
+        <w:rPr>
+          <w:rFonts w:ascii="맑은 고딕" w:hAnsi="맑은 고딕" w:eastAsia="맑은 고딕"/>
+          <w:sz w:val="21"/>
+        </w:rPr>
+        <w:t xml:space="preserve">의 목록에 의한 검증이다.</w:t>
       </w:r>
     </w:p>
     <w:p>
@@ -376,7 +586,7 @@
           <w:b/>
           <w:sz w:val="21"/>
         </w:rPr>
-        <w:t>[하-19] 정답: ① &lt;db_unique_name&gt;_DGMGRL</w:t>
+        <w:t>[하-19] 정답: ④ &lt;db_unique_name&gt;_DGMGRL</w:t>
       </w:r>
     </w:p>
     <w:p>
@@ -385,7 +595,35 @@
           <w:rFonts w:ascii="맑은 고딕" w:hAnsi="맑은 고딕" w:eastAsia="맑은 고딕"/>
           <w:sz w:val="21"/>
         </w:rPr>
-        <w:t>해설: 실습 환경은 `chicago_DGMGRL`, `boston_DGMGRL` 두 서비스를 정적 등록해 두었다. 13장부터 쓴다.</w:t>
+        <w:t xml:space="preserve">해설: 실습 환경은 </w:t>
+      </w:r>
+      <w:r>
+        <w:rPr>
+          <w:rFonts w:ascii="Consolas" w:hAnsi="Consolas" w:eastAsia="맑은 고딕"/>
+          <w:sz w:val="21"/>
+        </w:rPr>
+        <w:t xml:space="preserve">chicago_DGMGRL</w:t>
+      </w:r>
+      <w:r>
+        <w:rPr>
+          <w:rFonts w:ascii="맑은 고딕" w:hAnsi="맑은 고딕" w:eastAsia="맑은 고딕"/>
+          <w:sz w:val="21"/>
+        </w:rPr>
+        <w:t xml:space="preserve">, </w:t>
+      </w:r>
+      <w:r>
+        <w:rPr>
+          <w:rFonts w:ascii="Consolas" w:hAnsi="Consolas" w:eastAsia="맑은 고딕"/>
+          <w:sz w:val="21"/>
+        </w:rPr>
+        <w:t xml:space="preserve">boston_DGMGRL</w:t>
+      </w:r>
+      <w:r>
+        <w:rPr>
+          <w:rFonts w:ascii="맑은 고딕" w:hAnsi="맑은 고딕" w:eastAsia="맑은 고딕"/>
+          <w:sz w:val="21"/>
+        </w:rPr>
+        <w:t xml:space="preserve"> 두 서비스를 정적 등록해 두었다. 13장부터 쓴다.</w:t>
       </w:r>
     </w:p>
     <w:p>
@@ -395,7 +633,7 @@
           <w:b/>
           <w:sz w:val="21"/>
         </w:rPr>
-        <w:t>[하-20] 정답: ① 역할 전환 이후 반대 방향 전송에 필요하기 때문</w:t>
+        <w:t>[하-20] 정답: ② 역할 전환 이후 반대 방향 전송에 필요하기 때문</w:t>
       </w:r>
     </w:p>
     <w:p>
@@ -422,7 +660,7 @@
           <w:b/>
           <w:sz w:val="21"/>
         </w:rPr>
-        <w:t>[중-01] 정답: ① NOMOUNT 상태의 인스턴스에 원격 접속해야 하기 때문</w:t>
+        <w:t>[중-01] 정답: ③ NOMOUNT 상태의 인스턴스에 원격 접속해야 하기 때문</w:t>
       </w:r>
     </w:p>
     <w:p>
@@ -431,7 +669,21 @@
           <w:rFonts w:ascii="맑은 고딕" w:hAnsi="맑은 고딕" w:eastAsia="맑은 고딕"/>
           <w:sz w:val="21"/>
         </w:rPr>
-        <w:t>해설: 5장 RMAN `DUPLICATE`는 auxiliary가 NOMOUNT여야 하고 RMAN이 원격으로 붙어야 한다. NOMOUNT 인스턴스의 동적 등록은 status BLOCKED이므로 접속을 받지 않는다.</w:t>
+        <w:t xml:space="preserve">해설: 5장 RMAN </w:t>
+      </w:r>
+      <w:r>
+        <w:rPr>
+          <w:rFonts w:ascii="Consolas" w:hAnsi="Consolas" w:eastAsia="맑은 고딕"/>
+          <w:sz w:val="21"/>
+        </w:rPr>
+        <w:t xml:space="preserve">DUPLICATE</w:t>
+      </w:r>
+      <w:r>
+        <w:rPr>
+          <w:rFonts w:ascii="맑은 고딕" w:hAnsi="맑은 고딕" w:eastAsia="맑은 고딕"/>
+          <w:sz w:val="21"/>
+        </w:rPr>
+        <w:t xml:space="preserve">는 auxiliary가 NOMOUNT여야 하고 RMAN이 원격으로 붙어야 한다. NOMOUNT 인스턴스의 동적 등록은 status BLOCKED이므로 접속을 받지 않는다.</w:t>
       </w:r>
     </w:p>
     <w:p>
@@ -441,7 +693,7 @@
           <w:b/>
           <w:sz w:val="21"/>
         </w:rPr>
-        <w:t>[중-02] 정답: ① tnsnames.ora의 별칭 오타</w:t>
+        <w:t>[중-02] 정답: ② tnsnames.ora의 별칭 오타</w:t>
       </w:r>
     </w:p>
     <w:p>
@@ -450,7 +702,35 @@
           <w:rFonts w:ascii="맑은 고딕" w:hAnsi="맑은 고딕" w:eastAsia="맑은 고딕"/>
           <w:sz w:val="21"/>
         </w:rPr>
-        <w:t>해설: 별칭 오타라면 `tnsping` 자체가 TNS-03505로 실패한다. `tnsping`이 OK라면 이름 해석은 이미 통과한 것이다.</w:t>
+        <w:t xml:space="preserve">해설: 별칭 오타라면 </w:t>
+      </w:r>
+      <w:r>
+        <w:rPr>
+          <w:rFonts w:ascii="Consolas" w:hAnsi="Consolas" w:eastAsia="맑은 고딕"/>
+          <w:sz w:val="21"/>
+        </w:rPr>
+        <w:t xml:space="preserve">tnsping</w:t>
+      </w:r>
+      <w:r>
+        <w:rPr>
+          <w:rFonts w:ascii="맑은 고딕" w:hAnsi="맑은 고딕" w:eastAsia="맑은 고딕"/>
+          <w:sz w:val="21"/>
+        </w:rPr>
+        <w:t xml:space="preserve"> 자체가 TNS-03505로 실패한다. </w:t>
+      </w:r>
+      <w:r>
+        <w:rPr>
+          <w:rFonts w:ascii="Consolas" w:hAnsi="Consolas" w:eastAsia="맑은 고딕"/>
+          <w:sz w:val="21"/>
+        </w:rPr>
+        <w:t xml:space="preserve">tnsping</w:t>
+      </w:r>
+      <w:r>
+        <w:rPr>
+          <w:rFonts w:ascii="맑은 고딕" w:hAnsi="맑은 고딕" w:eastAsia="맑은 고딕"/>
+          <w:sz w:val="21"/>
+        </w:rPr>
+        <w:t xml:space="preserve">이 OK라면 이름 해석은 이미 통과한 것이다.</w:t>
       </w:r>
     </w:p>
     <w:p>
@@ -479,7 +759,7 @@
           <w:b/>
           <w:sz w:val="21"/>
         </w:rPr>
-        <w:t>[중-04] 정답: ① 같은 인스턴스가 정적(UNKNOWN)과 동적(READY) 두 경로로 등록됐기 때문</w:t>
+        <w:t>[중-04] 정답: ② 같은 인스턴스가 정적(UNKNOWN)과 동적(READY) 두 경로로 등록됐기 때문</w:t>
       </w:r>
     </w:p>
     <w:p>
@@ -488,7 +768,21 @@
           <w:rFonts w:ascii="맑은 고딕" w:hAnsi="맑은 고딕" w:eastAsia="맑은 고딕"/>
           <w:sz w:val="21"/>
         </w:rPr>
-        <w:t>해설: 실측 출력에서 `Service "chicago" has 2 instance(s)` 아래에 UNKNOWN과 READY가 나란히 있었다. 정적 등록을 넣으면 자연스럽게 중복된다.</w:t>
+        <w:t xml:space="preserve">해설: 실측 출력에서 </w:t>
+      </w:r>
+      <w:r>
+        <w:rPr>
+          <w:rFonts w:ascii="Consolas" w:hAnsi="Consolas" w:eastAsia="맑은 고딕"/>
+          <w:sz w:val="21"/>
+        </w:rPr>
+        <w:t xml:space="preserve">Service "chicago" has 2 instance(s)</w:t>
+      </w:r>
+      <w:r>
+        <w:rPr>
+          <w:rFonts w:ascii="맑은 고딕" w:hAnsi="맑은 고딕" w:eastAsia="맑은 고딕"/>
+          <w:sz w:val="21"/>
+        </w:rPr>
+        <w:t xml:space="preserve"> 아래에 UNKNOWN과 READY가 나란히 있었다. 정적 등록을 넣으면 자연스럽게 중복된다.</w:t>
       </w:r>
     </w:p>
     <w:p>
@@ -498,7 +792,23 @@
           <w:b/>
           <w:sz w:val="21"/>
         </w:rPr>
-        <w:t>[중-05] 정답: ① 두 노드의 `DB_NAME`이 같아 구별되지 않기 때문</w:t>
+        <w:t xml:space="preserve">[중-05] 정답: ② 두 노드의 </w:t>
+      </w:r>
+      <w:r>
+        <w:rPr>
+          <w:rFonts w:ascii="Consolas" w:hAnsi="Consolas" w:eastAsia="맑은 고딕"/>
+          <w:b/>
+          <w:sz w:val="21"/>
+        </w:rPr>
+        <w:t xml:space="preserve">DB_NAME</w:t>
+      </w:r>
+      <w:r>
+        <w:rPr>
+          <w:rFonts w:ascii="맑은 고딕" w:hAnsi="맑은 고딕" w:eastAsia="맑은 고딕"/>
+          <w:b/>
+          <w:sz w:val="21"/>
+        </w:rPr>
+        <w:t xml:space="preserve">이 같아 구별되지 않기 때문</w:t>
       </w:r>
     </w:p>
     <w:p>
@@ -507,7 +817,49 @@
           <w:rFonts w:ascii="맑은 고딕" w:hAnsi="맑은 고딕" w:eastAsia="맑은 고딕"/>
           <w:sz w:val="21"/>
         </w:rPr>
-        <w:t>해설: 실습 환경의 `DB_NAME`은 양쪽 모두 chicago다. 구별하는 이름은 `DB_UNIQUE_NAME`이며 listener.ora의 `GLOBAL_DBNAME`도 이 값을 쓴다.</w:t>
+        <w:t xml:space="preserve">해설: 실습 환경의 </w:t>
+      </w:r>
+      <w:r>
+        <w:rPr>
+          <w:rFonts w:ascii="Consolas" w:hAnsi="Consolas" w:eastAsia="맑은 고딕"/>
+          <w:sz w:val="21"/>
+        </w:rPr>
+        <w:t xml:space="preserve">DB_NAME</w:t>
+      </w:r>
+      <w:r>
+        <w:rPr>
+          <w:rFonts w:ascii="맑은 고딕" w:hAnsi="맑은 고딕" w:eastAsia="맑은 고딕"/>
+          <w:sz w:val="21"/>
+        </w:rPr>
+        <w:t xml:space="preserve">은 양쪽 모두 chicago다. 구별하는 이름은 </w:t>
+      </w:r>
+      <w:r>
+        <w:rPr>
+          <w:rFonts w:ascii="Consolas" w:hAnsi="Consolas" w:eastAsia="맑은 고딕"/>
+          <w:sz w:val="21"/>
+        </w:rPr>
+        <w:t xml:space="preserve">DB_UNIQUE_NAME</w:t>
+      </w:r>
+      <w:r>
+        <w:rPr>
+          <w:rFonts w:ascii="맑은 고딕" w:hAnsi="맑은 고딕" w:eastAsia="맑은 고딕"/>
+          <w:sz w:val="21"/>
+        </w:rPr>
+        <w:t xml:space="preserve">이며 listener.ora의 </w:t>
+      </w:r>
+      <w:r>
+        <w:rPr>
+          <w:rFonts w:ascii="Consolas" w:hAnsi="Consolas" w:eastAsia="맑은 고딕"/>
+          <w:sz w:val="21"/>
+        </w:rPr>
+        <w:t xml:space="preserve">GLOBAL_DBNAME</w:t>
+      </w:r>
+      <w:r>
+        <w:rPr>
+          <w:rFonts w:ascii="맑은 고딕" w:hAnsi="맑은 고딕" w:eastAsia="맑은 고딕"/>
+          <w:sz w:val="21"/>
+        </w:rPr>
+        <w:t xml:space="preserve">도 이 값을 쓴다.</w:t>
       </w:r>
     </w:p>
     <w:p>
@@ -517,7 +869,7 @@
           <w:b/>
           <w:sz w:val="21"/>
         </w:rPr>
-        <w:t>[중-06] 정답: ① 인스턴스가 죽어 있어도 리스너가 서비스를 광고한다</w:t>
+        <w:t>[중-06] 정답: ③ 인스턴스가 죽어 있어도 리스너가 서비스를 광고한다</w:t>
       </w:r>
     </w:p>
     <w:p>
@@ -536,7 +888,7 @@
           <w:b/>
           <w:sz w:val="21"/>
         </w:rPr>
-        <w:t>[중-07] 정답: ① The listener supports no services</w:t>
+        <w:t>[중-07] 정답: ④ The listener supports no services</w:t>
       </w:r>
     </w:p>
     <w:p>
@@ -555,7 +907,23 @@
           <w:b/>
           <w:sz w:val="21"/>
         </w:rPr>
-        <w:t>[중-08] 정답: ① `$ORACLE_HOME/network/admin`보다 그쪽이 우선한다</w:t>
+        <w:t xml:space="preserve">[중-08] 정답: ② </w:t>
+      </w:r>
+      <w:r>
+        <w:rPr>
+          <w:rFonts w:ascii="Consolas" w:hAnsi="Consolas" w:eastAsia="맑은 고딕"/>
+          <w:b/>
+          <w:sz w:val="21"/>
+        </w:rPr>
+        <w:t xml:space="preserve">$ORACLE_HOME/network/admin</w:t>
+      </w:r>
+      <w:r>
+        <w:rPr>
+          <w:rFonts w:ascii="맑은 고딕" w:hAnsi="맑은 고딕" w:eastAsia="맑은 고딕"/>
+          <w:b/>
+          <w:sz w:val="21"/>
+        </w:rPr>
+        <w:t xml:space="preserve">보다 그쪽이 우선한다</w:t>
       </w:r>
     </w:p>
     <w:p>
@@ -564,7 +932,21 @@
           <w:rFonts w:ascii="맑은 고딕" w:hAnsi="맑은 고딕" w:eastAsia="맑은 고딕"/>
           <w:sz w:val="21"/>
         </w:rPr>
-        <w:t>해설: "분명히 고쳤는데 반영이 안 된다"는 상황의 흔한 원인이다. 확인은 `echo $TNS_ADMIN`이다.</w:t>
+        <w:t xml:space="preserve">해설: "분명히 고쳤는데 반영이 안 된다"는 상황의 흔한 원인이다. 확인은 </w:t>
+      </w:r>
+      <w:r>
+        <w:rPr>
+          <w:rFonts w:ascii="Consolas" w:hAnsi="Consolas" w:eastAsia="맑은 고딕"/>
+          <w:sz w:val="21"/>
+        </w:rPr>
+        <w:t xml:space="preserve">echo $TNS_ADMIN</w:t>
+      </w:r>
+      <w:r>
+        <w:rPr>
+          <w:rFonts w:ascii="맑은 고딕" w:hAnsi="맑은 고딕" w:eastAsia="맑은 고딕"/>
+          <w:sz w:val="21"/>
+        </w:rPr>
+        <w:t xml:space="preserve">이다.</w:t>
       </w:r>
     </w:p>
     <w:p>
@@ -574,7 +956,7 @@
           <w:b/>
           <w:sz w:val="21"/>
         </w:rPr>
-        <w:t>[중-09] 정답: ① 인스턴스를 기동한 셸의 환경이 DBA의 셸과 달랐다</w:t>
+        <w:t>[중-09] 정답: ③ 인스턴스를 기동한 셸의 환경이 DBA의 셸과 달랐다</w:t>
       </w:r>
     </w:p>
     <w:p>
@@ -593,7 +975,7 @@
           <w:b/>
           <w:sz w:val="21"/>
         </w:rPr>
-        <w:t>[중-10] 정답: ① 목적지는 VALID를 유지했고 전송도 계속됐다</w:t>
+        <w:t>[중-10] 정답: ④ 목적지는 VALID를 유지했고 전송도 계속됐다</w:t>
       </w:r>
     </w:p>
     <w:p>
@@ -602,7 +984,21 @@
           <w:rFonts w:ascii="맑은 고딕" w:hAnsi="맑은 고딕" w:eastAsia="맑은 고딕"/>
           <w:sz w:val="21"/>
         </w:rPr>
-        <w:t>해설: 실측에서 그러했다. 이미 확립된 연결과 설정된 목적지는 `DG_CONFIG`를 비운 것만으로 즉시 끊기지 않는다.</w:t>
+        <w:t xml:space="preserve">해설: 실측에서 그러했다. 이미 확립된 연결과 설정된 목적지는 </w:t>
+      </w:r>
+      <w:r>
+        <w:rPr>
+          <w:rFonts w:ascii="Consolas" w:hAnsi="Consolas" w:eastAsia="맑은 고딕"/>
+          <w:sz w:val="21"/>
+        </w:rPr>
+        <w:t xml:space="preserve">DG_CONFIG</w:t>
+      </w:r>
+      <w:r>
+        <w:rPr>
+          <w:rFonts w:ascii="맑은 고딕" w:hAnsi="맑은 고딕" w:eastAsia="맑은 고딕"/>
+          <w:sz w:val="21"/>
+        </w:rPr>
+        <w:t xml:space="preserve">를 비운 것만으로 즉시 끊기지 않는다.</w:t>
       </w:r>
     </w:p>
     <w:p>
@@ -631,7 +1027,7 @@
           <w:b/>
           <w:sz w:val="21"/>
         </w:rPr>
-        <w:t>[중-12] 정답: ① OPW-00029 비밀번호 복잡성 검사</w:t>
+        <w:t>[중-12] 정답: ④ OPW-00029 비밀번호 복잡성 검사</w:t>
       </w:r>
     </w:p>
     <w:p>
@@ -640,7 +1036,21 @@
           <w:rFonts w:ascii="맑은 고딕" w:hAnsi="맑은 고딕" w:eastAsia="맑은 고딕"/>
           <w:sz w:val="21"/>
         </w:rPr>
-        <w:t>해설: 실측에서 `password=WrongPass123`이 "Password must contain at least 1 special character."로 거부됐다.</w:t>
+        <w:t xml:space="preserve">해설: 실측에서 </w:t>
+      </w:r>
+      <w:r>
+        <w:rPr>
+          <w:rFonts w:ascii="Consolas" w:hAnsi="Consolas" w:eastAsia="맑은 고딕"/>
+          <w:sz w:val="21"/>
+        </w:rPr>
+        <w:t xml:space="preserve">password=WrongPass123</w:t>
+      </w:r>
+      <w:r>
+        <w:rPr>
+          <w:rFonts w:ascii="맑은 고딕" w:hAnsi="맑은 고딕" w:eastAsia="맑은 고딕"/>
+          <w:sz w:val="21"/>
+        </w:rPr>
+        <w:t xml:space="preserve">이 "Password must contain at least 1 special character."로 거부됐다.</w:t>
       </w:r>
     </w:p>
     <w:p>
@@ -650,7 +1060,23 @@
           <w:b/>
           <w:sz w:val="21"/>
         </w:rPr>
-        <w:t>[중-13] 정답: ① 그 전에 실행한 `rm`은 이미 성공해 파일이 없는 상태일 수 있다</w:t>
+        <w:t xml:space="preserve">[중-13] 정답: ① 그 전에 실행한 </w:t>
+      </w:r>
+      <w:r>
+        <w:rPr>
+          <w:rFonts w:ascii="Consolas" w:hAnsi="Consolas" w:eastAsia="맑은 고딕"/>
+          <w:b/>
+          <w:sz w:val="21"/>
+        </w:rPr>
+        <w:t xml:space="preserve">rm</w:t>
+      </w:r>
+      <w:r>
+        <w:rPr>
+          <w:rFonts w:ascii="맑은 고딕" w:hAnsi="맑은 고딕" w:eastAsia="맑은 고딕"/>
+          <w:b/>
+          <w:sz w:val="21"/>
+        </w:rPr>
+        <w:t xml:space="preserve">은 이미 성공해 파일이 없는 상태일 수 있다</w:t>
       </w:r>
     </w:p>
     <w:p>
@@ -669,7 +1095,7 @@
           <w:b/>
           <w:sz w:val="21"/>
         </w:rPr>
-        <w:t>[중-14] 정답: ① ORA-01017</w:t>
+        <w:t>[중-14] 정답: ② ORA-01017</w:t>
       </w:r>
     </w:p>
     <w:p>
@@ -688,7 +1114,7 @@
           <w:b/>
           <w:sz w:val="21"/>
         </w:rPr>
-        <w:t>[중-15] 정답: ① 여전히 ERROR이며 DEFER/ENABLE이 필요했다</w:t>
+        <w:t>[중-15] 정답: ③ 여전히 ERROR이며 DEFER/ENABLE이 필요했다</w:t>
       </w:r>
     </w:p>
     <w:p>
@@ -707,7 +1133,7 @@
           <w:b/>
           <w:sz w:val="21"/>
         </w:rPr>
-        <w:t>[중-16] 정답: ① 오류가 나기까지 걸린 시간</w:t>
+        <w:t>[중-16] 정답: ④ 오류가 나기까지 걸린 시간</w:t>
       </w:r>
     </w:p>
     <w:p>
@@ -726,7 +1152,7 @@
           <w:b/>
           <w:sz w:val="21"/>
         </w:rPr>
-        <w:t>[중-17] 정답: ① 네트워크 문제</w:t>
+        <w:t>[중-17] 정답: ③ 네트워크 문제</w:t>
       </w:r>
     </w:p>
     <w:p>
@@ -735,7 +1161,21 @@
           <w:rFonts w:ascii="맑은 고딕" w:hAnsi="맑은 고딕" w:eastAsia="맑은 고딕"/>
           <w:sz w:val="21"/>
         </w:rPr>
-        <w:t>해설: ORA-16191은 "로그온하지 못했다"는 결과만 말한다. `tnsping`이 함께 실패한다면 인증 이전에 도달 자체가 안 되는 것이다.</w:t>
+        <w:t xml:space="preserve">해설: ORA-16191은 "로그온하지 못했다"는 결과만 말한다. </w:t>
+      </w:r>
+      <w:r>
+        <w:rPr>
+          <w:rFonts w:ascii="Consolas" w:hAnsi="Consolas" w:eastAsia="맑은 고딕"/>
+          <w:sz w:val="21"/>
+        </w:rPr>
+        <w:t xml:space="preserve">tnsping</w:t>
+      </w:r>
+      <w:r>
+        <w:rPr>
+          <w:rFonts w:ascii="맑은 고딕" w:hAnsi="맑은 고딕" w:eastAsia="맑은 고딕"/>
+          <w:sz w:val="21"/>
+        </w:rPr>
+        <w:t xml:space="preserve">이 함께 실패한다면 인증 이전에 도달 자체가 안 되는 것이다.</w:t>
       </w:r>
     </w:p>
     <w:p>
@@ -745,7 +1185,7 @@
           <w:b/>
           <w:sz w:val="21"/>
         </w:rPr>
-        <w:t>[중-18] 정답: ① 첫 줄</w:t>
+        <w:t>[중-18] 정답: ② 첫 줄</w:t>
       </w:r>
     </w:p>
     <w:p>
@@ -764,7 +1204,7 @@
           <w:b/>
           <w:sz w:val="21"/>
         </w:rPr>
-        <w:t>[중-19] 정답: ① FAL 요청과 역할 전환 이후 반대 방향 연결이 필요하기 때문</w:t>
+        <w:t>[중-19] 정답: ② FAL 요청과 역할 전환 이후 반대 방향 연결이 필요하기 때문</w:t>
       </w:r>
     </w:p>
     <w:p>
@@ -783,7 +1223,23 @@
           <w:b/>
           <w:sz w:val="21"/>
         </w:rPr>
-        <w:t>[중-20] 정답: ① 클라이언트가 실제로 보낸 `SERVICE_NAME`을 확인할 수 있어 오타를 잡는다</w:t>
+        <w:t xml:space="preserve">[중-20] 정답: ③ 클라이언트가 실제로 보낸 </w:t>
+      </w:r>
+      <w:r>
+        <w:rPr>
+          <w:rFonts w:ascii="Consolas" w:hAnsi="Consolas" w:eastAsia="맑은 고딕"/>
+          <w:b/>
+          <w:sz w:val="21"/>
+        </w:rPr>
+        <w:t xml:space="preserve">SERVICE_NAME</w:t>
+      </w:r>
+      <w:r>
+        <w:rPr>
+          <w:rFonts w:ascii="맑은 고딕" w:hAnsi="맑은 고딕" w:eastAsia="맑은 고딕"/>
+          <w:b/>
+          <w:sz w:val="21"/>
+        </w:rPr>
+        <w:t xml:space="preserve">을 확인할 수 있어 오타를 잡는다</w:t>
       </w:r>
     </w:p>
     <w:p>
@@ -810,7 +1266,7 @@
           <w:b/>
           <w:sz w:val="21"/>
         </w:rPr>
-        <w:t>[상-01] 정답: ① STARTED</w:t>
+        <w:t>[상-01] 정답: ③ STARTED</w:t>
       </w:r>
     </w:p>
     <w:p>
@@ -819,7 +1275,35 @@
           <w:rFonts w:ascii="맑은 고딕" w:hAnsi="맑은 고딕" w:eastAsia="맑은 고딕"/>
           <w:sz w:val="21"/>
         </w:rPr>
-        <w:t>해설: NOMOUNT 상태의 `V$INSTANCE.STATUS`는 STARTED다. 인스턴스는 여전히 NOMOUNT인데도 정적 등록 덕분에 원격 SYS 접속이 성립했다. 이것이 5장 RMAN `DUPLICATE`가 가능한 이유다.</w:t>
+        <w:t xml:space="preserve">해설: NOMOUNT 상태의 </w:t>
+      </w:r>
+      <w:r>
+        <w:rPr>
+          <w:rFonts w:ascii="Consolas" w:hAnsi="Consolas" w:eastAsia="맑은 고딕"/>
+          <w:sz w:val="21"/>
+        </w:rPr>
+        <w:t xml:space="preserve">V$INSTANCE.STATUS</w:t>
+      </w:r>
+      <w:r>
+        <w:rPr>
+          <w:rFonts w:ascii="맑은 고딕" w:hAnsi="맑은 고딕" w:eastAsia="맑은 고딕"/>
+          <w:sz w:val="21"/>
+        </w:rPr>
+        <w:t xml:space="preserve">는 STARTED다. 인스턴스는 여전히 NOMOUNT인데도 정적 등록 덕분에 원격 SYS 접속이 성립했다. 이것이 5장 RMAN </w:t>
+      </w:r>
+      <w:r>
+        <w:rPr>
+          <w:rFonts w:ascii="Consolas" w:hAnsi="Consolas" w:eastAsia="맑은 고딕"/>
+          <w:sz w:val="21"/>
+        </w:rPr>
+        <w:t xml:space="preserve">DUPLICATE</w:t>
+      </w:r>
+      <w:r>
+        <w:rPr>
+          <w:rFonts w:ascii="맑은 고딕" w:hAnsi="맑은 고딕" w:eastAsia="맑은 고딕"/>
+          <w:sz w:val="21"/>
+        </w:rPr>
+        <w:t xml:space="preserve">가 가능한 이유다.</w:t>
       </w:r>
     </w:p>
     <w:p>
@@ -829,7 +1313,7 @@
           <w:b/>
           <w:sz w:val="21"/>
         </w:rPr>
-        <w:t>[상-02] 정답: ① 둘 다 리스너가 접속을 넘겨줄 근거가 없어서 생긴 문제이기 때문</w:t>
+        <w:t>[상-02] 정답: ④ 둘 다 리스너가 접속을 넘겨줄 근거가 없어서 생긴 문제이기 때문</w:t>
       </w:r>
     </w:p>
     <w:p>
@@ -867,7 +1351,23 @@
           <w:b/>
           <w:sz w:val="21"/>
         </w:rPr>
-        <w:t>[상-04] 정답: ① `tnsping` 결과를 함께 본다 (OK면 인증, 실패면 네트워크)</w:t>
+        <w:t xml:space="preserve">[상-04] 정답: ③ </w:t>
+      </w:r>
+      <w:r>
+        <w:rPr>
+          <w:rFonts w:ascii="Consolas" w:hAnsi="Consolas" w:eastAsia="맑은 고딕"/>
+          <w:b/>
+          <w:sz w:val="21"/>
+        </w:rPr>
+        <w:t xml:space="preserve">tnsping</w:t>
+      </w:r>
+      <w:r>
+        <w:rPr>
+          <w:rFonts w:ascii="맑은 고딕" w:hAnsi="맑은 고딕" w:eastAsia="맑은 고딕"/>
+          <w:b/>
+          <w:sz w:val="21"/>
+        </w:rPr>
+        <w:t xml:space="preserve"> 결과를 함께 본다 (OK면 인증, 실패면 네트워크)</w:t>
       </w:r>
     </w:p>
     <w:p>
@@ -876,7 +1376,35 @@
           <w:rFonts w:ascii="맑은 고딕" w:hAnsi="맑은 고딕" w:eastAsia="맑은 고딕"/>
           <w:sz w:val="21"/>
         </w:rPr>
-        <w:t>해설: `tnsping`이 OK인데 ORA-16191이면 도달은 되지만 로그온이 안 되는 것이므로 인증이다. `tnsping`부터 실패하면 네트워크다.</w:t>
+        <w:t xml:space="preserve">해설: </w:t>
+      </w:r>
+      <w:r>
+        <w:rPr>
+          <w:rFonts w:ascii="Consolas" w:hAnsi="Consolas" w:eastAsia="맑은 고딕"/>
+          <w:sz w:val="21"/>
+        </w:rPr>
+        <w:t xml:space="preserve">tnsping</w:t>
+      </w:r>
+      <w:r>
+        <w:rPr>
+          <w:rFonts w:ascii="맑은 고딕" w:hAnsi="맑은 고딕" w:eastAsia="맑은 고딕"/>
+          <w:sz w:val="21"/>
+        </w:rPr>
+        <w:t xml:space="preserve">이 OK인데 ORA-16191이면 도달은 되지만 로그온이 안 되는 것이므로 인증이다. </w:t>
+      </w:r>
+      <w:r>
+        <w:rPr>
+          <w:rFonts w:ascii="Consolas" w:hAnsi="Consolas" w:eastAsia="맑은 고딕"/>
+          <w:sz w:val="21"/>
+        </w:rPr>
+        <w:t xml:space="preserve">tnsping</w:t>
+      </w:r>
+      <w:r>
+        <w:rPr>
+          <w:rFonts w:ascii="맑은 고딕" w:hAnsi="맑은 고딕" w:eastAsia="맑은 고딕"/>
+          <w:sz w:val="21"/>
+        </w:rPr>
+        <w:t xml:space="preserve">부터 실패하면 네트워크다.</w:t>
       </w:r>
     </w:p>
     <w:p>
@@ -886,7 +1414,7 @@
           <w:b/>
           <w:sz w:val="21"/>
         </w:rPr>
-        <w:t>[상-05] 정답: ① 목적지가 실패 상태로 굳어 재시도를 하지 않기 때문</w:t>
+        <w:t>[상-05] 정답: ④ 목적지가 실패 상태로 굳어 재시도를 하지 않기 때문</w:t>
       </w:r>
     </w:p>
     <w:p>
@@ -895,7 +1423,35 @@
           <w:rFonts w:ascii="맑은 고딕" w:hAnsi="맑은 고딕" w:eastAsia="맑은 고딕"/>
           <w:sz w:val="21"/>
         </w:rPr>
-        <w:t>해설: `REOPEN` 속성으로 지정한 시간(기본 300초)이 지나면 자동 재시도하기도 하지만, 즉시 회복하려면 `LOG_ARCHIVE_DEST_STATE_n`을 DEFER→ENABLE 하는 편이 확실하다.</w:t>
+        <w:t xml:space="preserve">해설: </w:t>
+      </w:r>
+      <w:r>
+        <w:rPr>
+          <w:rFonts w:ascii="Consolas" w:hAnsi="Consolas" w:eastAsia="맑은 고딕"/>
+          <w:sz w:val="21"/>
+        </w:rPr>
+        <w:t xml:space="preserve">REOPEN</w:t>
+      </w:r>
+      <w:r>
+        <w:rPr>
+          <w:rFonts w:ascii="맑은 고딕" w:hAnsi="맑은 고딕" w:eastAsia="맑은 고딕"/>
+          <w:sz w:val="21"/>
+        </w:rPr>
+        <w:t xml:space="preserve"> 속성으로 지정한 시간(기본 300초)이 지나면 자동 재시도하기도 하지만, 즉시 회복하려면 </w:t>
+      </w:r>
+      <w:r>
+        <w:rPr>
+          <w:rFonts w:ascii="Consolas" w:hAnsi="Consolas" w:eastAsia="맑은 고딕"/>
+          <w:sz w:val="21"/>
+        </w:rPr>
+        <w:t xml:space="preserve">LOG_ARCHIVE_DEST_STATE_n</w:t>
+      </w:r>
+      <w:r>
+        <w:rPr>
+          <w:rFonts w:ascii="맑은 고딕" w:hAnsi="맑은 고딕" w:eastAsia="맑은 고딕"/>
+          <w:sz w:val="21"/>
+        </w:rPr>
+        <w:t xml:space="preserve">을 DEFER→ENABLE 하는 편이 확실하다.</w:t>
       </w:r>
     </w:p>
     <w:p>
@@ -933,7 +1489,63 @@
           <w:rFonts w:ascii="맑은 고딕" w:hAnsi="맑은 고딕" w:eastAsia="맑은 고딕"/>
           <w:sz w:val="21"/>
         </w:rPr>
-        <w:t>해설: 실측에서 `systemctl is-active firewalld`가 `unknown`, `rpm -q firewalld`는 `firewalld-0.6.3-11.0.1.el7.noarch`였다.</w:t>
+        <w:t xml:space="preserve">해설: 실측에서 </w:t>
+      </w:r>
+      <w:r>
+        <w:rPr>
+          <w:rFonts w:ascii="Consolas" w:hAnsi="Consolas" w:eastAsia="맑은 고딕"/>
+          <w:sz w:val="21"/>
+        </w:rPr>
+        <w:t xml:space="preserve">systemctl is-active firewalld</w:t>
+      </w:r>
+      <w:r>
+        <w:rPr>
+          <w:rFonts w:ascii="맑은 고딕" w:hAnsi="맑은 고딕" w:eastAsia="맑은 고딕"/>
+          <w:sz w:val="21"/>
+        </w:rPr>
+        <w:t xml:space="preserve">가 </w:t>
+      </w:r>
+      <w:r>
+        <w:rPr>
+          <w:rFonts w:ascii="Consolas" w:hAnsi="Consolas" w:eastAsia="맑은 고딕"/>
+          <w:sz w:val="21"/>
+        </w:rPr>
+        <w:t xml:space="preserve">unknown</w:t>
+      </w:r>
+      <w:r>
+        <w:rPr>
+          <w:rFonts w:ascii="맑은 고딕" w:hAnsi="맑은 고딕" w:eastAsia="맑은 고딕"/>
+          <w:sz w:val="21"/>
+        </w:rPr>
+        <w:t xml:space="preserve">, </w:t>
+      </w:r>
+      <w:r>
+        <w:rPr>
+          <w:rFonts w:ascii="Consolas" w:hAnsi="Consolas" w:eastAsia="맑은 고딕"/>
+          <w:sz w:val="21"/>
+        </w:rPr>
+        <w:t xml:space="preserve">rpm -q firewalld</w:t>
+      </w:r>
+      <w:r>
+        <w:rPr>
+          <w:rFonts w:ascii="맑은 고딕" w:hAnsi="맑은 고딕" w:eastAsia="맑은 고딕"/>
+          <w:sz w:val="21"/>
+        </w:rPr>
+        <w:t xml:space="preserve">는 </w:t>
+      </w:r>
+      <w:r>
+        <w:rPr>
+          <w:rFonts w:ascii="Consolas" w:hAnsi="Consolas" w:eastAsia="맑은 고딕"/>
+          <w:sz w:val="21"/>
+        </w:rPr>
+        <w:t xml:space="preserve">firewalld-0.6.3-11.0.1.el7.noarch</w:t>
+      </w:r>
+      <w:r>
+        <w:rPr>
+          <w:rFonts w:ascii="맑은 고딕" w:hAnsi="맑은 고딕" w:eastAsia="맑은 고딕"/>
+          <w:sz w:val="21"/>
+        </w:rPr>
+        <w:t xml:space="preserve">였다.</w:t>
       </w:r>
     </w:p>
     <w:p>
@@ -943,7 +1555,7 @@
           <w:b/>
           <w:sz w:val="21"/>
         </w:rPr>
-        <w:t>[상-08] 정답: ① 애초에 서비스가 돌고 있지 않기 때문</w:t>
+        <w:t>[상-08] 정답: ② 애초에 서비스가 돌고 있지 않기 때문</w:t>
       </w:r>
     </w:p>
     <w:p>
@@ -962,7 +1574,7 @@
           <w:b/>
           <w:sz w:val="21"/>
         </w:rPr>
-        <w:t>[상-09] 정답: ① 양쪽 tnsping → 실제 SYS 접속 → 목적지 DEFER/ENABLE → Standby 시퀀스 상승 확인</w:t>
+        <w:t>[상-09] 정답: ② 양쪽 tnsping → 실제 SYS 접속 → 목적지 DEFER/ENABLE → Standby 시퀀스 상승 확인</w:t>
       </w:r>
     </w:p>
     <w:p>
@@ -971,7 +1583,21 @@
           <w:rFonts w:ascii="맑은 고딕" w:hAnsi="맑은 고딕" w:eastAsia="맑은 고딕"/>
           <w:sz w:val="21"/>
         </w:rPr>
-        <w:t>해설: `tnsping`만으로는 리스너 위쪽을 확인할 수 없고, 접속만으로는 목적지 상태 회복을 확인할 수 없으며, 목적지 VALID만으로는 실제 적용을 확인할 수 없다. 네 단계를 모두 밟아야 작업이 끝난 것이다.</w:t>
+        <w:t xml:space="preserve">해설: </w:t>
+      </w:r>
+      <w:r>
+        <w:rPr>
+          <w:rFonts w:ascii="Consolas" w:hAnsi="Consolas" w:eastAsia="맑은 고딕"/>
+          <w:sz w:val="21"/>
+        </w:rPr>
+        <w:t xml:space="preserve">tnsping</w:t>
+      </w:r>
+      <w:r>
+        <w:rPr>
+          <w:rFonts w:ascii="맑은 고딕" w:hAnsi="맑은 고딕" w:eastAsia="맑은 고딕"/>
+          <w:sz w:val="21"/>
+        </w:rPr>
+        <w:t xml:space="preserve">만으로는 리스너 위쪽을 확인할 수 없고, 접속만으로는 목적지 상태 회복을 확인할 수 없으며, 목적지 VALID만으로는 실제 적용을 확인할 수 없다. 네 단계를 모두 밟아야 작업이 끝난 것이다.</w:t>
       </w:r>
     </w:p>
     <w:p>
@@ -981,7 +1607,7 @@
           <w:b/>
           <w:sz w:val="21"/>
         </w:rPr>
-        <w:t>[상-10] 정답: ① 즉시 무언가를 막지는 않지만 설정 시점과 재기동 시점에 실수를 걸러 주기 때문</w:t>
+        <w:t>[상-10] 정답: ④ 즉시 무언가를 막지는 않지만 설정 시점과 재기동 시점에 실수를 걸러 주기 때문</w:t>
       </w:r>
     </w:p>
     <w:p>
@@ -994,6 +1620,8 @@
       </w:r>
     </w:p>
     <w:sectPr>
+      <w:headerReference w:type="default" r:id="rId9"/>
+      <w:footerReference w:type="default" r:id="rId10"/>
       <w:pgSz w:w="12240" w:h="15840"/>
       <w:pgMar w:top="1440" w:right="1800" w:bottom="1440" w:left="1800" w:header="720" w:footer="720" w:gutter="0"/>
       <w:cols w:space="720"/>
@@ -1001,6 +1629,26 @@
     </w:sectPr>
   </w:body>
 </w:document>
+</file>
+
+<file path=word/footer1.xml><?xml version="1.0" encoding="utf-8"?>
+<w:ftr xmlns:m="http://schemas.openxmlformats.org/officeDocument/2006/math" xmlns:mc="http://schemas.openxmlformats.org/markup-compatibility/2006" xmlns:mo="http://schemas.microsoft.com/office/mac/office/2008/main" xmlns:mv="urn:schemas-microsoft-com:mac:vml" xmlns:o="urn:schemas-microsoft-com:office:office" xmlns:r="http://schemas.openxmlformats.org/officeDocument/2006/relationships" xmlns:v="urn:schemas-microsoft-com:vml" xmlns:w10="urn:schemas-microsoft-com:office:word" xmlns:w14="http://schemas.microsoft.com/office/word/2010/wordml" xmlns:w="http://schemas.openxmlformats.org/wordprocessingml/2006/main" xmlns:wne="http://schemas.microsoft.com/office/word/2006/wordml" xmlns:wp14="http://schemas.microsoft.com/office/word/2010/wordprocessingDrawing" xmlns:wp="http://schemas.openxmlformats.org/drawingml/2006/wordprocessingDrawing" xmlns:wpc="http://schemas.microsoft.com/office/word/2010/wordprocessingCanvas" xmlns:wpg="http://schemas.microsoft.com/office/word/2010/wordprocessingGroup" xmlns:wpi="http://schemas.microsoft.com/office/word/2010/wordprocessingInk" xmlns:wps="http://schemas.microsoft.com/office/word/2010/wordprocessingShape" mc:Ignorable="w14 wp14">
+  <w:p>
+    <w:pPr>
+      <w:pStyle w:val="Footer"/>
+    </w:pPr>
+  </w:p>
+</w:ftr>
+</file>
+
+<file path=word/header1.xml><?xml version="1.0" encoding="utf-8"?>
+<w:hdr xmlns:m="http://schemas.openxmlformats.org/officeDocument/2006/math" xmlns:mc="http://schemas.openxmlformats.org/markup-compatibility/2006" xmlns:mo="http://schemas.microsoft.com/office/mac/office/2008/main" xmlns:mv="urn:schemas-microsoft-com:mac:vml" xmlns:o="urn:schemas-microsoft-com:office:office" xmlns:r="http://schemas.openxmlformats.org/officeDocument/2006/relationships" xmlns:v="urn:schemas-microsoft-com:vml" xmlns:w10="urn:schemas-microsoft-com:office:word" xmlns:w14="http://schemas.microsoft.com/office/word/2010/wordml" xmlns:w="http://schemas.openxmlformats.org/wordprocessingml/2006/main" xmlns:wne="http://schemas.microsoft.com/office/word/2006/wordml" xmlns:wp14="http://schemas.microsoft.com/office/word/2010/wordprocessingDrawing" xmlns:wp="http://schemas.openxmlformats.org/drawingml/2006/wordprocessingDrawing" xmlns:wpc="http://schemas.microsoft.com/office/word/2010/wordprocessingCanvas" xmlns:wpg="http://schemas.microsoft.com/office/word/2010/wordprocessingGroup" xmlns:wpi="http://schemas.microsoft.com/office/word/2010/wordprocessingInk" xmlns:wps="http://schemas.microsoft.com/office/word/2010/wordprocessingShape" mc:Ignorable="w14 wp14">
+  <w:p>
+    <w:pPr>
+      <w:pStyle w:val="Header"/>
+    </w:pPr>
+  </w:p>
+</w:hdr>
 </file>
 
 <file path=word/numbering.xml><?xml version="1.0" encoding="utf-8"?>
